--- a/Received/UKG/ukg, PROJECT WORK.docx
+++ b/Received/UKG/ukg, PROJECT WORK.docx
@@ -1028,27 +1028,7 @@
           <w:szCs w:val="40"/>
           <w:lang w:val="en-US"/>
         </w:rPr>
-        <w:t xml:space="preserve">What does red light </w:t>
-      </w:r>
-      <w:proofErr w:type="gramStart"/>
-      <w:r>
-        <w:rPr>
-          <w:rFonts w:ascii="Times New Roman" w:hAnsi="Times New Roman" w:cs="Times New Roman"/>
-          <w:sz w:val="40"/>
-          <w:szCs w:val="40"/>
-          <w:lang w:val="en-US"/>
-        </w:rPr>
-        <w:t>says</w:t>
-      </w:r>
-      <w:proofErr w:type="gramEnd"/>
-      <w:r>
-        <w:rPr>
-          <w:rFonts w:ascii="Times New Roman" w:hAnsi="Times New Roman" w:cs="Times New Roman"/>
-          <w:sz w:val="40"/>
-          <w:szCs w:val="40"/>
-          <w:lang w:val="en-US"/>
-        </w:rPr>
-        <w:t>?</w:t>
+        <w:t>What does red light say?</w:t>
       </w:r>
     </w:p>
     <w:p>
@@ -1153,27 +1133,7 @@
           <w:szCs w:val="40"/>
           <w:lang w:val="en-US"/>
         </w:rPr>
-        <w:t xml:space="preserve">What does green light </w:t>
-      </w:r>
-      <w:proofErr w:type="gramStart"/>
-      <w:r>
-        <w:rPr>
-          <w:rFonts w:ascii="Times New Roman" w:hAnsi="Times New Roman" w:cs="Times New Roman"/>
-          <w:sz w:val="40"/>
-          <w:szCs w:val="40"/>
-          <w:lang w:val="en-US"/>
-        </w:rPr>
-        <w:t>says</w:t>
-      </w:r>
-      <w:proofErr w:type="gramEnd"/>
-      <w:r>
-        <w:rPr>
-          <w:rFonts w:ascii="Times New Roman" w:hAnsi="Times New Roman" w:cs="Times New Roman"/>
-          <w:sz w:val="40"/>
-          <w:szCs w:val="40"/>
-          <w:lang w:val="en-US"/>
-        </w:rPr>
-        <w:t>?</w:t>
+        <w:t>What does green light say?</w:t>
       </w:r>
     </w:p>
     <w:p>
@@ -1278,27 +1238,7 @@
           <w:szCs w:val="40"/>
           <w:lang w:val="en-US"/>
         </w:rPr>
-        <w:t xml:space="preserve">What does yellow light </w:t>
-      </w:r>
-      <w:proofErr w:type="gramStart"/>
-      <w:r>
-        <w:rPr>
-          <w:rFonts w:ascii="Times New Roman" w:hAnsi="Times New Roman" w:cs="Times New Roman"/>
-          <w:sz w:val="40"/>
-          <w:szCs w:val="40"/>
-          <w:lang w:val="en-US"/>
-        </w:rPr>
-        <w:t>says</w:t>
-      </w:r>
-      <w:proofErr w:type="gramEnd"/>
-      <w:r>
-        <w:rPr>
-          <w:rFonts w:ascii="Times New Roman" w:hAnsi="Times New Roman" w:cs="Times New Roman"/>
-          <w:sz w:val="40"/>
-          <w:szCs w:val="40"/>
-          <w:lang w:val="en-US"/>
-        </w:rPr>
-        <w:t>?</w:t>
+        <w:t>What does yellow light say?</w:t>
       </w:r>
     </w:p>
     <w:p>
@@ -1401,7 +1341,7 @@
           <w:lang w:val="en-US"/>
         </w:rPr>
         <w:drawing>
-          <wp:anchor distT="0" distB="0" distL="114300" distR="114300" simplePos="0" relativeHeight="251689984" behindDoc="0" locked="0" layoutInCell="1" allowOverlap="1" wp14:anchorId="0908087E" wp14:editId="33C4D082">
+          <wp:anchor distT="0" distB="0" distL="114300" distR="114300" simplePos="0" relativeHeight="251689984" behindDoc="0" locked="0" layoutInCell="1" allowOverlap="1" wp14:anchorId="0908087E" wp14:editId="46D558F8">
             <wp:simplePos x="0" y="0"/>
             <wp:positionH relativeFrom="column">
               <wp:posOffset>5062220</wp:posOffset>
@@ -1576,7 +1516,7 @@
           <w:lang w:val="en-US"/>
         </w:rPr>
         <w:drawing>
-          <wp:anchor distT="0" distB="0" distL="114300" distR="114300" simplePos="0" relativeHeight="251688960" behindDoc="0" locked="0" layoutInCell="1" allowOverlap="1" wp14:anchorId="24DDBB2A" wp14:editId="44EF84C2">
+          <wp:anchor distT="0" distB="0" distL="114300" distR="114300" simplePos="0" relativeHeight="251688960" behindDoc="0" locked="0" layoutInCell="1" allowOverlap="1" wp14:anchorId="24DDBB2A" wp14:editId="3BE7CDF7">
             <wp:simplePos x="0" y="0"/>
             <wp:positionH relativeFrom="column">
               <wp:posOffset>5022215</wp:posOffset>
@@ -1770,7 +1710,18 @@
           <w:szCs w:val="40"/>
           <w:lang w:val="en-US"/>
         </w:rPr>
-        <w:t xml:space="preserve">Driver                                                                 </w:t>
+        <w:t>Teacher</w:t>
+      </w:r>
+      <w:r>
+        <w:rPr>
+          <w:rFonts w:ascii="Times New Roman" w:hAnsi="Times New Roman" w:cs="Times New Roman"/>
+          <w:b/>
+          <w:bCs/>
+          <w:sz w:val="40"/>
+          <w:szCs w:val="40"/>
+          <w:lang w:val="en-US"/>
+        </w:rPr>
+        <w:t xml:space="preserve">                                                                 </w:t>
       </w:r>
       <w:r>
         <w:rPr>
@@ -1781,7 +1732,7 @@
           <w:lang w:val="en-US"/>
         </w:rPr>
         <w:drawing>
-          <wp:inline distT="0" distB="0" distL="0" distR="0" wp14:anchorId="334AE8DD" wp14:editId="2A4F72B0">
+          <wp:inline distT="0" distB="0" distL="0" distR="0" wp14:anchorId="334AE8DD" wp14:editId="4484F640">
             <wp:extent cx="875665" cy="666595"/>
             <wp:effectExtent l="0" t="0" r="635" b="635"/>
             <wp:docPr id="2027735495" name="Picture 5"/>
@@ -1861,9 +1812,9 @@
           <w:lang w:val="en-US"/>
         </w:rPr>
         <w:drawing>
-          <wp:inline distT="0" distB="0" distL="0" distR="0" wp14:anchorId="78709703" wp14:editId="615F9120">
-            <wp:extent cx="424180" cy="638998"/>
-            <wp:effectExtent l="0" t="0" r="0" b="8890"/>
+          <wp:inline distT="0" distB="0" distL="0" distR="0" wp14:anchorId="78709703" wp14:editId="539E2E45">
+            <wp:extent cx="499730" cy="752809"/>
+            <wp:effectExtent l="0" t="0" r="0" b="0"/>
             <wp:docPr id="1812156534" name="Picture 6"/>
             <wp:cNvGraphicFramePr>
               <a:graphicFrameLocks xmlns:a="http://schemas.openxmlformats.org/drawingml/2006/main" noChangeAspect="1"/>
@@ -1891,7 +1842,7 @@
                   <pic:spPr bwMode="auto">
                     <a:xfrm>
                       <a:off x="0" y="0"/>
-                      <a:ext cx="436211" cy="657122"/>
+                      <a:ext cx="517253" cy="779206"/>
                     </a:xfrm>
                     <a:prstGeom prst="rect">
                       <a:avLst/>
@@ -1914,6 +1865,7 @@
     </w:p>
     <w:p>
       <w:pPr>
+        <w:spacing w:after="120" w:line="240" w:lineRule="auto"/>
         <w:rPr>
           <w:rFonts w:ascii="Times New Roman" w:hAnsi="Times New Roman" w:cs="Times New Roman"/>
           <w:noProof/>
@@ -1941,7 +1893,7 @@
           <w:lang w:val="en-US"/>
         </w:rPr>
         <w:drawing>
-          <wp:inline distT="0" distB="0" distL="0" distR="0" wp14:anchorId="46F9E47A" wp14:editId="00DAB507">
+          <wp:inline distT="0" distB="0" distL="0" distR="0" wp14:anchorId="46F9E47A" wp14:editId="757CBB45">
             <wp:extent cx="808990" cy="808990"/>
             <wp:effectExtent l="0" t="0" r="0" b="0"/>
             <wp:docPr id="479589602" name="Picture 7"/>
@@ -2052,18 +2004,18 @@
           <w:szCs w:val="40"/>
           <w:lang w:val="en-US"/>
         </w:rPr>
+        <w:t>s</w:t>
+      </w:r>
+      <w:r>
+        <w:rPr>
+          <w:rFonts w:ascii="Times New Roman" w:hAnsi="Times New Roman" w:cs="Times New Roman"/>
+          <w:b/>
+          <w:bCs/>
+          <w:sz w:val="40"/>
+          <w:szCs w:val="40"/>
+          <w:lang w:val="en-US"/>
+        </w:rPr>
         <w:t>.</w:t>
-      </w:r>
-      <w:r>
-        <w:rPr>
-          <w:rFonts w:ascii="Times New Roman" w:hAnsi="Times New Roman" w:cs="Times New Roman"/>
-          <w:b/>
-          <w:bCs/>
-          <w:sz w:val="40"/>
-          <w:szCs w:val="40"/>
-          <w:lang w:val="en-US"/>
-        </w:rPr>
-        <w:tab/>
       </w:r>
       <w:r>
         <w:rPr>
@@ -3538,16 +3490,16 @@
         <mc:AlternateContent>
           <mc:Choice Requires="wps">
             <w:drawing>
-              <wp:anchor distT="0" distB="0" distL="114300" distR="114300" simplePos="0" relativeHeight="251659264" behindDoc="0" locked="0" layoutInCell="1" allowOverlap="1" wp14:anchorId="40376CE3" wp14:editId="3B9C12B2">
+              <wp:anchor distT="0" distB="0" distL="114300" distR="114300" simplePos="0" relativeHeight="251659264" behindDoc="0" locked="0" layoutInCell="1" allowOverlap="1" wp14:anchorId="40376CE3" wp14:editId="65907D1B">
                 <wp:simplePos x="0" y="0"/>
                 <wp:positionH relativeFrom="column">
-                  <wp:posOffset>619125</wp:posOffset>
+                  <wp:posOffset>616688</wp:posOffset>
                 </wp:positionH>
                 <wp:positionV relativeFrom="paragraph">
-                  <wp:posOffset>331470</wp:posOffset>
+                  <wp:posOffset>329919</wp:posOffset>
                 </wp:positionV>
-                <wp:extent cx="6086475" cy="4191000"/>
-                <wp:effectExtent l="0" t="0" r="28575" b="19050"/>
+                <wp:extent cx="6160903" cy="4191000"/>
+                <wp:effectExtent l="0" t="0" r="11430" b="19050"/>
                 <wp:wrapNone/>
                 <wp:docPr id="2012763373" name="Rectangle 1"/>
                 <wp:cNvGraphicFramePr/>
@@ -3558,7 +3510,7 @@
                       <wps:spPr>
                         <a:xfrm>
                           <a:off x="0" y="0"/>
-                          <a:ext cx="6086475" cy="4191000"/>
+                          <a:ext cx="6160903" cy="4191000"/>
                         </a:xfrm>
                         <a:prstGeom prst="rect">
                           <a:avLst/>
@@ -3608,7 +3560,7 @@
           </mc:Choice>
           <mc:Fallback>
             <w:pict>
-              <v:rect w14:anchorId="04758A2F" id="Rectangle 1" o:spid="_x0000_s1026" style="position:absolute;margin-left:48.75pt;margin-top:26.1pt;width:479.25pt;height:330pt;z-index:251659264;visibility:visible;mso-wrap-style:square;mso-width-percent:0;mso-height-percent:0;mso-wrap-distance-left:9pt;mso-wrap-distance-top:0;mso-wrap-distance-right:9pt;mso-wrap-distance-bottom:0;mso-position-horizontal:absolute;mso-position-horizontal-relative:text;mso-position-vertical:absolute;mso-position-vertical-relative:text;mso-width-percent:0;mso-height-percent:0;mso-width-relative:margin;mso-height-relative:margin;v-text-anchor:middle" o:gfxdata="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" fillcolor="white [3212]" strokecolor="black [3213]" strokeweight="1.5pt"/>
+              <v:rect w14:anchorId="08734CA0" id="Rectangle 1" o:spid="_x0000_s1026" style="position:absolute;margin-left:48.55pt;margin-top:26pt;width:485.1pt;height:330pt;z-index:251659264;visibility:visible;mso-wrap-style:square;mso-width-percent:0;mso-height-percent:0;mso-wrap-distance-left:9pt;mso-wrap-distance-top:0;mso-wrap-distance-right:9pt;mso-wrap-distance-bottom:0;mso-position-horizontal:absolute;mso-position-horizontal-relative:text;mso-position-vertical:absolute;mso-position-vertical-relative:text;mso-width-percent:0;mso-height-percent:0;mso-width-relative:margin;mso-height-relative:margin;v-text-anchor:middle" o:gfxdata="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" fillcolor="white [3212]" strokecolor="black [3213]" strokeweight="1.5pt"/>
             </w:pict>
           </mc:Fallback>
         </mc:AlternateContent>
@@ -3622,40 +3574,53 @@
           <w:szCs w:val="40"/>
           <w:lang w:val="en-US"/>
         </w:rPr>
-        <w:t>Qn.4. Draw the picture of traffic light.</w:t>
-      </w:r>
-      <w:r>
-        <w:rPr>
-          <w:rFonts w:ascii="Times New Roman" w:hAnsi="Times New Roman" w:cs="Times New Roman"/>
-          <w:b/>
-          <w:bCs/>
-          <w:sz w:val="40"/>
-          <w:szCs w:val="40"/>
-          <w:lang w:val="en-US"/>
-        </w:rPr>
-        <w:tab/>
-      </w:r>
-      <w:r>
-        <w:rPr>
-          <w:rFonts w:ascii="Times New Roman" w:hAnsi="Times New Roman" w:cs="Times New Roman"/>
-          <w:b/>
-          <w:bCs/>
-          <w:sz w:val="40"/>
-          <w:szCs w:val="40"/>
-          <w:lang w:val="en-US"/>
-        </w:rPr>
-        <w:tab/>
-      </w:r>
-      <w:r>
-        <w:rPr>
-          <w:rFonts w:ascii="Times New Roman" w:hAnsi="Times New Roman" w:cs="Times New Roman"/>
-          <w:b/>
-          <w:bCs/>
-          <w:sz w:val="40"/>
-          <w:szCs w:val="40"/>
-          <w:lang w:val="en-US"/>
-        </w:rPr>
-        <w:tab/>
+        <w:t>Qn.4. Draw the picture of traffic light</w:t>
+      </w:r>
+      <w:r>
+        <w:rPr>
+          <w:rFonts w:ascii="Times New Roman" w:hAnsi="Times New Roman" w:cs="Times New Roman"/>
+          <w:b/>
+          <w:bCs/>
+          <w:sz w:val="40"/>
+          <w:szCs w:val="40"/>
+          <w:lang w:val="en-US"/>
+        </w:rPr>
+        <w:t xml:space="preserve">, and </w:t>
+      </w:r>
+      <w:proofErr w:type="spellStart"/>
+      <w:r>
+        <w:rPr>
+          <w:rFonts w:ascii="Times New Roman" w:hAnsi="Times New Roman" w:cs="Times New Roman"/>
+          <w:b/>
+          <w:bCs/>
+          <w:sz w:val="40"/>
+          <w:szCs w:val="40"/>
+          <w:lang w:val="en-US"/>
+        </w:rPr>
+        <w:t>colour</w:t>
+      </w:r>
+      <w:proofErr w:type="spellEnd"/>
+      <w:r>
+        <w:rPr>
+          <w:rFonts w:ascii="Times New Roman" w:hAnsi="Times New Roman" w:cs="Times New Roman"/>
+          <w:b/>
+          <w:bCs/>
+          <w:sz w:val="40"/>
+          <w:szCs w:val="40"/>
+          <w:lang w:val="en-US"/>
+        </w:rPr>
+        <w:t xml:space="preserve"> it</w:t>
+      </w:r>
+      <w:r>
+        <w:rPr>
+          <w:rFonts w:ascii="Times New Roman" w:hAnsi="Times New Roman" w:cs="Times New Roman"/>
+          <w:b/>
+          <w:bCs/>
+          <w:sz w:val="40"/>
+          <w:szCs w:val="40"/>
+          <w:lang w:val="en-US"/>
+        </w:rPr>
+        <w:t>.</w:t>
       </w:r>
       <w:r>
         <w:rPr>
@@ -3930,16 +3895,16 @@
         <mc:AlternateContent>
           <mc:Choice Requires="wps">
             <w:drawing>
-              <wp:anchor distT="0" distB="0" distL="114300" distR="114300" simplePos="0" relativeHeight="251670528" behindDoc="0" locked="0" layoutInCell="1" allowOverlap="1" wp14:anchorId="58BAC65F" wp14:editId="10590DA5">
+              <wp:anchor distT="0" distB="0" distL="114300" distR="114300" simplePos="0" relativeHeight="251670528" behindDoc="0" locked="0" layoutInCell="1" allowOverlap="1" wp14:anchorId="58BAC65F" wp14:editId="781916C1">
                 <wp:simplePos x="0" y="0"/>
                 <wp:positionH relativeFrom="column">
-                  <wp:posOffset>3375660</wp:posOffset>
+                  <wp:posOffset>3370520</wp:posOffset>
                 </wp:positionH>
                 <wp:positionV relativeFrom="paragraph">
-                  <wp:posOffset>155575</wp:posOffset>
+                  <wp:posOffset>160685</wp:posOffset>
                 </wp:positionV>
-                <wp:extent cx="2339340" cy="2148840"/>
-                <wp:effectExtent l="0" t="0" r="22860" b="22860"/>
+                <wp:extent cx="2658139" cy="2296632"/>
+                <wp:effectExtent l="0" t="0" r="27940" b="27940"/>
                 <wp:wrapNone/>
                 <wp:docPr id="139588374" name="Rectangle 22"/>
                 <wp:cNvGraphicFramePr/>
@@ -3950,7 +3915,7 @@
                       <wps:spPr>
                         <a:xfrm>
                           <a:off x="0" y="0"/>
-                          <a:ext cx="2339340" cy="2148840"/>
+                          <a:ext cx="2658139" cy="2296632"/>
                         </a:xfrm>
                         <a:prstGeom prst="rect">
                           <a:avLst/>
@@ -3986,7 +3951,7 @@
                                 <w:noProof/>
                               </w:rPr>
                               <w:drawing>
-                                <wp:inline distT="0" distB="0" distL="0" distR="0" wp14:anchorId="1E512A7D" wp14:editId="2AD7BD7A">
+                                <wp:inline distT="0" distB="0" distL="0" distR="0" wp14:anchorId="1E512A7D" wp14:editId="469AAEDC">
                                   <wp:extent cx="2225040" cy="1802130"/>
                                   <wp:effectExtent l="0" t="0" r="3810" b="7620"/>
                                   <wp:docPr id="1098319398" name="Picture 24"/>
@@ -4003,6 +3968,18 @@
                                         <pic:blipFill rotWithShape="1">
                                           <a:blip r:embed="rId22">
                                             <a:extLst>
+                                              <a:ext uri="{BEBA8EAE-BF5A-486C-A8C5-ECC9F3942E4B}">
+                                                <a14:imgProps xmlns:a14="http://schemas.microsoft.com/office/drawing/2010/main">
+                                                  <a14:imgLayer r:embed="rId23">
+                                                    <a14:imgEffect>
+                                                      <a14:sharpenSoften amount="50000"/>
+                                                    </a14:imgEffect>
+                                                    <a14:imgEffect>
+                                                      <a14:brightnessContrast bright="40000" contrast="-40000"/>
+                                                    </a14:imgEffect>
+                                                  </a14:imgLayer>
+                                                </a14:imgProps>
+                                              </a:ext>
                                               <a:ext uri="{28A0092B-C50C-407E-A947-70E740481C1C}">
                                                 <a14:useLocalDpi xmlns:a14="http://schemas.microsoft.com/office/drawing/2010/main" val="0"/>
                                               </a:ext>
@@ -4048,12 +4025,18 @@
                     </wps:wsp>
                   </a:graphicData>
                 </a:graphic>
+                <wp14:sizeRelH relativeFrom="margin">
+                  <wp14:pctWidth>0</wp14:pctWidth>
+                </wp14:sizeRelH>
+                <wp14:sizeRelV relativeFrom="margin">
+                  <wp14:pctHeight>0</wp14:pctHeight>
+                </wp14:sizeRelV>
               </wp:anchor>
             </w:drawing>
           </mc:Choice>
           <mc:Fallback>
             <w:pict>
-              <v:rect w14:anchorId="58BAC65F" id="Rectangle 22" o:spid="_x0000_s1033" style="position:absolute;margin-left:265.8pt;margin-top:12.25pt;width:184.2pt;height:169.2pt;z-index:251670528;visibility:visible;mso-wrap-style:square;mso-wrap-distance-left:9pt;mso-wrap-distance-top:0;mso-wrap-distance-right:9pt;mso-wrap-distance-bottom:0;mso-position-horizontal:absolute;mso-position-horizontal-relative:text;mso-position-vertical:absolute;mso-position-vertical-relative:text;v-text-anchor:middle" o:gfxdata="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" fillcolor="white [3201]" strokecolor="black [3213]" strokeweight="1.5pt">
+              <v:rect w14:anchorId="58BAC65F" id="Rectangle 22" o:spid="_x0000_s1033" style="position:absolute;margin-left:265.4pt;margin-top:12.65pt;width:209.3pt;height:180.85pt;z-index:251670528;visibility:visible;mso-wrap-style:square;mso-width-percent:0;mso-height-percent:0;mso-wrap-distance-left:9pt;mso-wrap-distance-top:0;mso-wrap-distance-right:9pt;mso-wrap-distance-bottom:0;mso-position-horizontal:absolute;mso-position-horizontal-relative:text;mso-position-vertical:absolute;mso-position-vertical-relative:text;mso-width-percent:0;mso-height-percent:0;mso-width-relative:margin;mso-height-relative:margin;v-text-anchor:middle" o:gfxdata="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" fillcolor="white [3201]" strokecolor="black [3213]" strokeweight="1.5pt">
                 <v:textbox>
                   <w:txbxContent>
                     <w:p>
@@ -4065,7 +4048,7 @@
                           <w:noProof/>
                         </w:rPr>
                         <w:drawing>
-                          <wp:inline distT="0" distB="0" distL="0" distR="0" wp14:anchorId="1E512A7D" wp14:editId="2AD7BD7A">
+                          <wp:inline distT="0" distB="0" distL="0" distR="0" wp14:anchorId="1E512A7D" wp14:editId="469AAEDC">
                             <wp:extent cx="2225040" cy="1802130"/>
                             <wp:effectExtent l="0" t="0" r="3810" b="7620"/>
                             <wp:docPr id="1098319398" name="Picture 24"/>
@@ -4082,6 +4065,18 @@
                                   <pic:blipFill rotWithShape="1">
                                     <a:blip r:embed="rId22">
                                       <a:extLst>
+                                        <a:ext uri="{BEBA8EAE-BF5A-486C-A8C5-ECC9F3942E4B}">
+                                          <a14:imgProps xmlns:a14="http://schemas.microsoft.com/office/drawing/2010/main">
+                                            <a14:imgLayer r:embed="rId23">
+                                              <a14:imgEffect>
+                                                <a14:sharpenSoften amount="50000"/>
+                                              </a14:imgEffect>
+                                              <a14:imgEffect>
+                                                <a14:brightnessContrast bright="40000" contrast="-40000"/>
+                                              </a14:imgEffect>
+                                            </a14:imgLayer>
+                                          </a14:imgProps>
+                                        </a:ext>
                                         <a:ext uri="{28A0092B-C50C-407E-A947-70E740481C1C}">
                                           <a14:useLocalDpi xmlns:a14="http://schemas.microsoft.com/office/drawing/2010/main" val="0"/>
                                         </a:ext>
@@ -4134,16 +4129,16 @@
         <mc:AlternateContent>
           <mc:Choice Requires="wps">
             <w:drawing>
-              <wp:anchor distT="0" distB="0" distL="114300" distR="114300" simplePos="0" relativeHeight="251669504" behindDoc="0" locked="0" layoutInCell="1" allowOverlap="1" wp14:anchorId="436D3255" wp14:editId="4F30B3FB">
+              <wp:anchor distT="0" distB="0" distL="114300" distR="114300" simplePos="0" relativeHeight="251669504" behindDoc="0" locked="0" layoutInCell="1" allowOverlap="1" wp14:anchorId="436D3255" wp14:editId="12F7A478">
                 <wp:simplePos x="0" y="0"/>
                 <wp:positionH relativeFrom="column">
-                  <wp:posOffset>350520</wp:posOffset>
+                  <wp:posOffset>350874</wp:posOffset>
                 </wp:positionH>
                 <wp:positionV relativeFrom="paragraph">
-                  <wp:posOffset>154305</wp:posOffset>
+                  <wp:posOffset>150051</wp:posOffset>
                 </wp:positionV>
-                <wp:extent cx="2339340" cy="2148840"/>
-                <wp:effectExtent l="0" t="0" r="22860" b="22860"/>
+                <wp:extent cx="2509284" cy="2488019"/>
+                <wp:effectExtent l="0" t="0" r="24765" b="26670"/>
                 <wp:wrapNone/>
                 <wp:docPr id="857452578" name="Rectangle 22"/>
                 <wp:cNvGraphicFramePr/>
@@ -4154,7 +4149,7 @@
                       <wps:spPr>
                         <a:xfrm>
                           <a:off x="0" y="0"/>
-                          <a:ext cx="2339340" cy="2148840"/>
+                          <a:ext cx="2509284" cy="2488019"/>
                         </a:xfrm>
                         <a:prstGeom prst="rect">
                           <a:avLst/>
@@ -4190,9 +4185,9 @@
                                 <w:noProof/>
                               </w:rPr>
                               <w:drawing>
-                                <wp:inline distT="0" distB="0" distL="0" distR="0" wp14:anchorId="47C2AA19" wp14:editId="12046304">
-                                  <wp:extent cx="2110740" cy="1988820"/>
-                                  <wp:effectExtent l="0" t="0" r="3810" b="0"/>
+                                <wp:inline distT="0" distB="0" distL="0" distR="0" wp14:anchorId="47C2AA19" wp14:editId="30B5B624">
+                                  <wp:extent cx="2042470" cy="1924493"/>
+                                  <wp:effectExtent l="0" t="0" r="0" b="0"/>
                                   <wp:docPr id="1484299733" name="Picture 23"/>
                                   <wp:cNvGraphicFramePr>
                                     <a:graphicFrameLocks xmlns:a="http://schemas.openxmlformats.org/drawingml/2006/main" noChangeAspect="1"/>
@@ -4205,8 +4200,20 @@
                                           <pic:cNvPicPr/>
                                         </pic:nvPicPr>
                                         <pic:blipFill rotWithShape="1">
-                                          <a:blip r:embed="rId23">
+                                          <a:blip r:embed="rId24">
                                             <a:extLst>
+                                              <a:ext uri="{BEBA8EAE-BF5A-486C-A8C5-ECC9F3942E4B}">
+                                                <a14:imgProps xmlns:a14="http://schemas.microsoft.com/office/drawing/2010/main">
+                                                  <a14:imgLayer r:embed="rId25">
+                                                    <a14:imgEffect>
+                                                      <a14:sharpenSoften amount="50000"/>
+                                                    </a14:imgEffect>
+                                                    <a14:imgEffect>
+                                                      <a14:brightnessContrast bright="40000" contrast="-40000"/>
+                                                    </a14:imgEffect>
+                                                  </a14:imgLayer>
+                                                </a14:imgProps>
+                                              </a:ext>
                                               <a:ext uri="{28A0092B-C50C-407E-A947-70E740481C1C}">
                                                 <a14:useLocalDpi xmlns:a14="http://schemas.microsoft.com/office/drawing/2010/main" val="0"/>
                                               </a:ext>
@@ -4220,7 +4227,7 @@
                                         <pic:spPr bwMode="auto">
                                           <a:xfrm>
                                             <a:off x="0" y="0"/>
-                                            <a:ext cx="2110740" cy="1988820"/>
+                                            <a:ext cx="2049718" cy="1931323"/>
                                           </a:xfrm>
                                           <a:prstGeom prst="rect">
                                             <a:avLst/>
@@ -4252,12 +4259,18 @@
                     </wps:wsp>
                   </a:graphicData>
                 </a:graphic>
+                <wp14:sizeRelH relativeFrom="margin">
+                  <wp14:pctWidth>0</wp14:pctWidth>
+                </wp14:sizeRelH>
+                <wp14:sizeRelV relativeFrom="margin">
+                  <wp14:pctHeight>0</wp14:pctHeight>
+                </wp14:sizeRelV>
               </wp:anchor>
             </w:drawing>
           </mc:Choice>
           <mc:Fallback>
             <w:pict>
-              <v:rect w14:anchorId="436D3255" id="_x0000_s1034" style="position:absolute;margin-left:27.6pt;margin-top:12.15pt;width:184.2pt;height:169.2pt;z-index:251669504;visibility:visible;mso-wrap-style:square;mso-wrap-distance-left:9pt;mso-wrap-distance-top:0;mso-wrap-distance-right:9pt;mso-wrap-distance-bottom:0;mso-position-horizontal:absolute;mso-position-horizontal-relative:text;mso-position-vertical:absolute;mso-position-vertical-relative:text;v-text-anchor:middle" o:gfxdata="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" fillcolor="white [3201]" strokecolor="black [3213]" strokeweight="1.5pt">
+              <v:rect w14:anchorId="436D3255" id="_x0000_s1034" style="position:absolute;margin-left:27.65pt;margin-top:11.8pt;width:197.6pt;height:195.9pt;z-index:251669504;visibility:visible;mso-wrap-style:square;mso-width-percent:0;mso-height-percent:0;mso-wrap-distance-left:9pt;mso-wrap-distance-top:0;mso-wrap-distance-right:9pt;mso-wrap-distance-bottom:0;mso-position-horizontal:absolute;mso-position-horizontal-relative:text;mso-position-vertical:absolute;mso-position-vertical-relative:text;mso-width-percent:0;mso-height-percent:0;mso-width-relative:margin;mso-height-relative:margin;v-text-anchor:middle" o:gfxdata="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" fillcolor="white [3201]" strokecolor="black [3213]" strokeweight="1.5pt">
                 <v:textbox>
                   <w:txbxContent>
                     <w:p>
@@ -4269,9 +4282,9 @@
                           <w:noProof/>
                         </w:rPr>
                         <w:drawing>
-                          <wp:inline distT="0" distB="0" distL="0" distR="0" wp14:anchorId="47C2AA19" wp14:editId="12046304">
-                            <wp:extent cx="2110740" cy="1988820"/>
-                            <wp:effectExtent l="0" t="0" r="3810" b="0"/>
+                          <wp:inline distT="0" distB="0" distL="0" distR="0" wp14:anchorId="47C2AA19" wp14:editId="30B5B624">
+                            <wp:extent cx="2042470" cy="1924493"/>
+                            <wp:effectExtent l="0" t="0" r="0" b="0"/>
                             <wp:docPr id="1484299733" name="Picture 23"/>
                             <wp:cNvGraphicFramePr>
                               <a:graphicFrameLocks xmlns:a="http://schemas.openxmlformats.org/drawingml/2006/main" noChangeAspect="1"/>
@@ -4284,8 +4297,20 @@
                                     <pic:cNvPicPr/>
                                   </pic:nvPicPr>
                                   <pic:blipFill rotWithShape="1">
-                                    <a:blip r:embed="rId23">
+                                    <a:blip r:embed="rId24">
                                       <a:extLst>
+                                        <a:ext uri="{BEBA8EAE-BF5A-486C-A8C5-ECC9F3942E4B}">
+                                          <a14:imgProps xmlns:a14="http://schemas.microsoft.com/office/drawing/2010/main">
+                                            <a14:imgLayer r:embed="rId25">
+                                              <a14:imgEffect>
+                                                <a14:sharpenSoften amount="50000"/>
+                                              </a14:imgEffect>
+                                              <a14:imgEffect>
+                                                <a14:brightnessContrast bright="40000" contrast="-40000"/>
+                                              </a14:imgEffect>
+                                            </a14:imgLayer>
+                                          </a14:imgProps>
+                                        </a:ext>
                                         <a:ext uri="{28A0092B-C50C-407E-A947-70E740481C1C}">
                                           <a14:useLocalDpi xmlns:a14="http://schemas.microsoft.com/office/drawing/2010/main" val="0"/>
                                         </a:ext>
@@ -4299,7 +4324,7 @@
                                   <pic:spPr bwMode="auto">
                                     <a:xfrm>
                                       <a:off x="0" y="0"/>
-                                      <a:ext cx="2110740" cy="1988820"/>
+                                      <a:ext cx="2049718" cy="1931323"/>
                                     </a:xfrm>
                                     <a:prstGeom prst="rect">
                                       <a:avLst/>
@@ -4390,6 +4415,25 @@
       <w:r>
         <w:rPr>
           <w:rFonts w:ascii="Times New Roman" w:hAnsi="Times New Roman" w:cs="Times New Roman"/>
+          <w:sz w:val="40"/>
+          <w:szCs w:val="40"/>
+          <w:lang w:val="en-US"/>
+        </w:rPr>
+        <w:t xml:space="preserve">                                                                      </w:t>
+      </w:r>
+    </w:p>
+    <w:p>
+      <w:pPr>
+        <w:rPr>
+          <w:rFonts w:ascii="Times New Roman" w:hAnsi="Times New Roman" w:cs="Times New Roman"/>
+          <w:sz w:val="40"/>
+          <w:szCs w:val="40"/>
+          <w:lang w:val="en-US"/>
+        </w:rPr>
+      </w:pPr>
+      <w:r>
+        <w:rPr>
+          <w:rFonts w:ascii="Times New Roman" w:hAnsi="Times New Roman" w:cs="Times New Roman"/>
           <w:noProof/>
           <w:sz w:val="40"/>
           <w:szCs w:val="40"/>
@@ -4398,13 +4442,13 @@
         <mc:AlternateContent>
           <mc:Choice Requires="wps">
             <w:drawing>
-              <wp:anchor distT="0" distB="0" distL="114300" distR="114300" simplePos="0" relativeHeight="251674624" behindDoc="0" locked="0" layoutInCell="1" allowOverlap="1" wp14:anchorId="1A757A81" wp14:editId="72B00879">
+              <wp:anchor distT="0" distB="0" distL="114300" distR="114300" simplePos="0" relativeHeight="251674624" behindDoc="0" locked="0" layoutInCell="1" allowOverlap="1" wp14:anchorId="1A757A81" wp14:editId="43E8EABD">
                 <wp:simplePos x="0" y="0"/>
                 <wp:positionH relativeFrom="column">
-                  <wp:posOffset>3533775</wp:posOffset>
+                  <wp:posOffset>3800653</wp:posOffset>
                 </wp:positionH>
                 <wp:positionV relativeFrom="paragraph">
-                  <wp:posOffset>358775</wp:posOffset>
+                  <wp:posOffset>291494</wp:posOffset>
                 </wp:positionV>
                 <wp:extent cx="1866900" cy="0"/>
                 <wp:effectExtent l="0" t="0" r="0" b="0"/>
@@ -4453,7 +4497,7 @@
           </mc:Choice>
           <mc:Fallback>
             <w:pict>
-              <v:line w14:anchorId="7EF43EEE" id="Straight Connector 27" o:spid="_x0000_s1026" style="position:absolute;z-index:251674624;visibility:visible;mso-wrap-style:square;mso-width-percent:0;mso-height-percent:0;mso-wrap-distance-left:9pt;mso-wrap-distance-top:0;mso-wrap-distance-right:9pt;mso-wrap-distance-bottom:0;mso-position-horizontal:absolute;mso-position-horizontal-relative:text;mso-position-vertical:absolute;mso-position-vertical-relative:text;mso-width-percent:0;mso-height-percent:0;mso-width-relative:margin;mso-height-relative:margin" from="278.25pt,28.25pt" to="425.25pt,28.25pt" o:gfxdata="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" strokecolor="black [3200]" strokeweight="1.5pt">
+              <v:line w14:anchorId="521A3FBB" id="Straight Connector 27" o:spid="_x0000_s1026" style="position:absolute;z-index:251674624;visibility:visible;mso-wrap-style:square;mso-width-percent:0;mso-height-percent:0;mso-wrap-distance-left:9pt;mso-wrap-distance-top:0;mso-wrap-distance-right:9pt;mso-wrap-distance-bottom:0;mso-position-horizontal:absolute;mso-position-horizontal-relative:text;mso-position-vertical:absolute;mso-position-vertical-relative:text;mso-width-percent:0;mso-height-percent:0;mso-width-relative:margin;mso-height-relative:margin" from="299.25pt,22.95pt" to="446.25pt,22.95pt" o:gfxdata="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" strokecolor="black [3200]" strokeweight="1.5pt">
                 <v:stroke joinstyle="miter"/>
               </v:line>
             </w:pict>
@@ -4471,13 +4515,13 @@
         <mc:AlternateContent>
           <mc:Choice Requires="wps">
             <w:drawing>
-              <wp:anchor distT="0" distB="0" distL="114300" distR="114300" simplePos="0" relativeHeight="251673600" behindDoc="0" locked="0" layoutInCell="1" allowOverlap="1" wp14:anchorId="3FAB7CB9" wp14:editId="0EE1DBD0">
+              <wp:anchor distT="0" distB="0" distL="114300" distR="114300" simplePos="0" relativeHeight="251673600" behindDoc="0" locked="0" layoutInCell="1" allowOverlap="1" wp14:anchorId="3FAB7CB9" wp14:editId="629E6FEE">
                 <wp:simplePos x="0" y="0"/>
                 <wp:positionH relativeFrom="column">
-                  <wp:posOffset>666750</wp:posOffset>
+                  <wp:posOffset>581690</wp:posOffset>
                 </wp:positionH>
                 <wp:positionV relativeFrom="paragraph">
-                  <wp:posOffset>311150</wp:posOffset>
+                  <wp:posOffset>297032</wp:posOffset>
                 </wp:positionV>
                 <wp:extent cx="1866900" cy="0"/>
                 <wp:effectExtent l="0" t="0" r="0" b="0"/>
@@ -4526,22 +4570,23 @@
           </mc:Choice>
           <mc:Fallback>
             <w:pict>
-              <v:line w14:anchorId="00FB1D78" id="Straight Connector 27" o:spid="_x0000_s1026" style="position:absolute;z-index:251673600;visibility:visible;mso-wrap-style:square;mso-width-percent:0;mso-height-percent:0;mso-wrap-distance-left:9pt;mso-wrap-distance-top:0;mso-wrap-distance-right:9pt;mso-wrap-distance-bottom:0;mso-position-horizontal:absolute;mso-position-horizontal-relative:text;mso-position-vertical:absolute;mso-position-vertical-relative:text;mso-width-percent:0;mso-height-percent:0;mso-width-relative:margin;mso-height-relative:margin" from="52.5pt,24.5pt" to="199.5pt,24.5pt" o:gfxdata="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" strokecolor="black [3200]" strokeweight="1.5pt">
+              <v:line w14:anchorId="304FE978" id="Straight Connector 27" o:spid="_x0000_s1026" style="position:absolute;z-index:251673600;visibility:visible;mso-wrap-style:square;mso-width-percent:0;mso-height-percent:0;mso-wrap-distance-left:9pt;mso-wrap-distance-top:0;mso-wrap-distance-right:9pt;mso-wrap-distance-bottom:0;mso-position-horizontal:absolute;mso-position-horizontal-relative:text;mso-position-vertical:absolute;mso-position-vertical-relative:text;mso-width-percent:0;mso-height-percent:0;mso-width-relative:margin;mso-height-relative:margin" from="45.8pt,23.4pt" to="192.8pt,23.4pt" o:gfxdata="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" strokecolor="black [3200]" strokeweight="1.5pt">
                 <v:stroke joinstyle="miter"/>
               </v:line>
             </w:pict>
           </mc:Fallback>
         </mc:AlternateContent>
       </w:r>
-      <w:r>
-        <w:rPr>
-          <w:rFonts w:ascii="Times New Roman" w:hAnsi="Times New Roman" w:cs="Times New Roman"/>
-          <w:sz w:val="40"/>
-          <w:szCs w:val="40"/>
-          <w:lang w:val="en-US"/>
-        </w:rPr>
-        <w:t xml:space="preserve">                                                                      </w:t>
-      </w:r>
+    </w:p>
+    <w:p>
+      <w:pPr>
+        <w:rPr>
+          <w:rFonts w:ascii="Times New Roman" w:hAnsi="Times New Roman" w:cs="Times New Roman"/>
+          <w:sz w:val="40"/>
+          <w:szCs w:val="40"/>
+          <w:lang w:val="en-US"/>
+        </w:rPr>
+      </w:pPr>
     </w:p>
     <w:p>
       <w:pPr>
@@ -4563,16 +4608,16 @@
         <mc:AlternateContent>
           <mc:Choice Requires="wps">
             <w:drawing>
-              <wp:anchor distT="0" distB="0" distL="114300" distR="114300" simplePos="0" relativeHeight="251672576" behindDoc="0" locked="0" layoutInCell="1" allowOverlap="1" wp14:anchorId="1C2D1142" wp14:editId="07FBBFF6">
+              <wp:anchor distT="0" distB="0" distL="114300" distR="114300" simplePos="0" relativeHeight="251672576" behindDoc="0" locked="0" layoutInCell="1" allowOverlap="1" wp14:anchorId="1C2D1142" wp14:editId="213BC6B6">
                 <wp:simplePos x="0" y="0"/>
                 <wp:positionH relativeFrom="column">
-                  <wp:posOffset>3375660</wp:posOffset>
+                  <wp:posOffset>3370520</wp:posOffset>
                 </wp:positionH>
                 <wp:positionV relativeFrom="paragraph">
-                  <wp:posOffset>442595</wp:posOffset>
+                  <wp:posOffset>443850</wp:posOffset>
                 </wp:positionV>
-                <wp:extent cx="2339340" cy="2148840"/>
-                <wp:effectExtent l="0" t="0" r="22860" b="22860"/>
+                <wp:extent cx="2721935" cy="2413000"/>
+                <wp:effectExtent l="0" t="0" r="21590" b="25400"/>
                 <wp:wrapNone/>
                 <wp:docPr id="590644498" name="Rectangle 22"/>
                 <wp:cNvGraphicFramePr/>
@@ -4583,7 +4628,7 @@
                       <wps:spPr>
                         <a:xfrm>
                           <a:off x="0" y="0"/>
-                          <a:ext cx="2339340" cy="2148840"/>
+                          <a:ext cx="2721935" cy="2413000"/>
                         </a:xfrm>
                         <a:prstGeom prst="rect">
                           <a:avLst/>
@@ -4619,7 +4664,7 @@
                                 <w:noProof/>
                               </w:rPr>
                               <w:drawing>
-                                <wp:inline distT="0" distB="0" distL="0" distR="0" wp14:anchorId="7C01381B" wp14:editId="55D25938">
+                                <wp:inline distT="0" distB="0" distL="0" distR="0" wp14:anchorId="7C01381B" wp14:editId="305A6079">
                                   <wp:extent cx="2186940" cy="2038350"/>
                                   <wp:effectExtent l="0" t="0" r="3810" b="0"/>
                                   <wp:docPr id="2141293564" name="Picture 26"/>
@@ -4634,8 +4679,20 @@
                                           <pic:cNvPicPr/>
                                         </pic:nvPicPr>
                                         <pic:blipFill>
-                                          <a:blip r:embed="rId24">
+                                          <a:blip r:embed="rId26">
                                             <a:extLst>
+                                              <a:ext uri="{BEBA8EAE-BF5A-486C-A8C5-ECC9F3942E4B}">
+                                                <a14:imgProps xmlns:a14="http://schemas.microsoft.com/office/drawing/2010/main">
+                                                  <a14:imgLayer r:embed="rId27">
+                                                    <a14:imgEffect>
+                                                      <a14:sharpenSoften amount="50000"/>
+                                                    </a14:imgEffect>
+                                                    <a14:imgEffect>
+                                                      <a14:brightnessContrast bright="40000" contrast="-40000"/>
+                                                    </a14:imgEffect>
+                                                  </a14:imgLayer>
+                                                </a14:imgProps>
+                                              </a:ext>
                                               <a:ext uri="{28A0092B-C50C-407E-A947-70E740481C1C}">
                                                 <a14:useLocalDpi xmlns:a14="http://schemas.microsoft.com/office/drawing/2010/main" val="0"/>
                                               </a:ext>
@@ -4672,12 +4729,18 @@
                     </wps:wsp>
                   </a:graphicData>
                 </a:graphic>
+                <wp14:sizeRelH relativeFrom="margin">
+                  <wp14:pctWidth>0</wp14:pctWidth>
+                </wp14:sizeRelH>
+                <wp14:sizeRelV relativeFrom="margin">
+                  <wp14:pctHeight>0</wp14:pctHeight>
+                </wp14:sizeRelV>
               </wp:anchor>
             </w:drawing>
           </mc:Choice>
           <mc:Fallback>
             <w:pict>
-              <v:rect w14:anchorId="1C2D1142" id="_x0000_s1035" style="position:absolute;margin-left:265.8pt;margin-top:34.85pt;width:184.2pt;height:169.2pt;z-index:251672576;visibility:visible;mso-wrap-style:square;mso-wrap-distance-left:9pt;mso-wrap-distance-top:0;mso-wrap-distance-right:9pt;mso-wrap-distance-bottom:0;mso-position-horizontal:absolute;mso-position-horizontal-relative:text;mso-position-vertical:absolute;mso-position-vertical-relative:text;v-text-anchor:middle" o:gfxdata="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" fillcolor="white [3201]" strokecolor="black [3213]" strokeweight="1.5pt">
+              <v:rect w14:anchorId="1C2D1142" id="_x0000_s1035" style="position:absolute;margin-left:265.4pt;margin-top:34.95pt;width:214.35pt;height:190pt;z-index:251672576;visibility:visible;mso-wrap-style:square;mso-width-percent:0;mso-height-percent:0;mso-wrap-distance-left:9pt;mso-wrap-distance-top:0;mso-wrap-distance-right:9pt;mso-wrap-distance-bottom:0;mso-position-horizontal:absolute;mso-position-horizontal-relative:text;mso-position-vertical:absolute;mso-position-vertical-relative:text;mso-width-percent:0;mso-height-percent:0;mso-width-relative:margin;mso-height-relative:margin;v-text-anchor:middle" o:gfxdata="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" fillcolor="white [3201]" strokecolor="black [3213]" strokeweight="1.5pt">
                 <v:textbox>
                   <w:txbxContent>
                     <w:p>
@@ -4689,7 +4752,7 @@
                           <w:noProof/>
                         </w:rPr>
                         <w:drawing>
-                          <wp:inline distT="0" distB="0" distL="0" distR="0" wp14:anchorId="7C01381B" wp14:editId="55D25938">
+                          <wp:inline distT="0" distB="0" distL="0" distR="0" wp14:anchorId="7C01381B" wp14:editId="305A6079">
                             <wp:extent cx="2186940" cy="2038350"/>
                             <wp:effectExtent l="0" t="0" r="3810" b="0"/>
                             <wp:docPr id="2141293564" name="Picture 26"/>
@@ -4704,8 +4767,20 @@
                                     <pic:cNvPicPr/>
                                   </pic:nvPicPr>
                                   <pic:blipFill>
-                                    <a:blip r:embed="rId24">
+                                    <a:blip r:embed="rId26">
                                       <a:extLst>
+                                        <a:ext uri="{BEBA8EAE-BF5A-486C-A8C5-ECC9F3942E4B}">
+                                          <a14:imgProps xmlns:a14="http://schemas.microsoft.com/office/drawing/2010/main">
+                                            <a14:imgLayer r:embed="rId27">
+                                              <a14:imgEffect>
+                                                <a14:sharpenSoften amount="50000"/>
+                                              </a14:imgEffect>
+                                              <a14:imgEffect>
+                                                <a14:brightnessContrast bright="40000" contrast="-40000"/>
+                                              </a14:imgEffect>
+                                            </a14:imgLayer>
+                                          </a14:imgProps>
+                                        </a:ext>
                                         <a:ext uri="{28A0092B-C50C-407E-A947-70E740481C1C}">
                                           <a14:useLocalDpi xmlns:a14="http://schemas.microsoft.com/office/drawing/2010/main" val="0"/>
                                         </a:ext>
@@ -4749,16 +4824,16 @@
         <mc:AlternateContent>
           <mc:Choice Requires="wps">
             <w:drawing>
-              <wp:anchor distT="0" distB="0" distL="114300" distR="114300" simplePos="0" relativeHeight="251671552" behindDoc="0" locked="0" layoutInCell="1" allowOverlap="1" wp14:anchorId="5FFFEF92" wp14:editId="78969E82">
+              <wp:anchor distT="0" distB="0" distL="114300" distR="114300" simplePos="0" relativeHeight="251671552" behindDoc="0" locked="0" layoutInCell="1" allowOverlap="1" wp14:anchorId="5FFFEF92" wp14:editId="564948EF">
                 <wp:simplePos x="0" y="0"/>
                 <wp:positionH relativeFrom="column">
-                  <wp:posOffset>388620</wp:posOffset>
+                  <wp:posOffset>393405</wp:posOffset>
                 </wp:positionH>
                 <wp:positionV relativeFrom="paragraph">
-                  <wp:posOffset>439420</wp:posOffset>
+                  <wp:posOffset>443849</wp:posOffset>
                 </wp:positionV>
-                <wp:extent cx="2339340" cy="2148840"/>
-                <wp:effectExtent l="0" t="0" r="22860" b="22860"/>
+                <wp:extent cx="2594344" cy="2413591"/>
+                <wp:effectExtent l="0" t="0" r="15875" b="25400"/>
                 <wp:wrapNone/>
                 <wp:docPr id="1136389220" name="Rectangle 22"/>
                 <wp:cNvGraphicFramePr/>
@@ -4769,7 +4844,7 @@
                       <wps:spPr>
                         <a:xfrm>
                           <a:off x="0" y="0"/>
-                          <a:ext cx="2339340" cy="2148840"/>
+                          <a:ext cx="2594344" cy="2413591"/>
                         </a:xfrm>
                         <a:prstGeom prst="rect">
                           <a:avLst/>
@@ -4805,7 +4880,7 @@
                                 <w:noProof/>
                               </w:rPr>
                               <w:drawing>
-                                <wp:inline distT="0" distB="0" distL="0" distR="0" wp14:anchorId="073DD45B" wp14:editId="6A086C37">
+                                <wp:inline distT="0" distB="0" distL="0" distR="0" wp14:anchorId="073DD45B" wp14:editId="3B30BBD9">
                                   <wp:extent cx="2137410" cy="2103120"/>
                                   <wp:effectExtent l="0" t="0" r="0" b="0"/>
                                   <wp:docPr id="532443921" name="Picture 25"/>
@@ -4820,8 +4895,20 @@
                                           <pic:cNvPicPr/>
                                         </pic:nvPicPr>
                                         <pic:blipFill>
-                                          <a:blip r:embed="rId25">
+                                          <a:blip r:embed="rId28">
                                             <a:extLst>
+                                              <a:ext uri="{BEBA8EAE-BF5A-486C-A8C5-ECC9F3942E4B}">
+                                                <a14:imgProps xmlns:a14="http://schemas.microsoft.com/office/drawing/2010/main">
+                                                  <a14:imgLayer r:embed="rId29">
+                                                    <a14:imgEffect>
+                                                      <a14:sharpenSoften amount="50000"/>
+                                                    </a14:imgEffect>
+                                                    <a14:imgEffect>
+                                                      <a14:brightnessContrast bright="40000" contrast="-40000"/>
+                                                    </a14:imgEffect>
+                                                  </a14:imgLayer>
+                                                </a14:imgProps>
+                                              </a:ext>
                                               <a:ext uri="{28A0092B-C50C-407E-A947-70E740481C1C}">
                                                 <a14:useLocalDpi xmlns:a14="http://schemas.microsoft.com/office/drawing/2010/main" val="0"/>
                                               </a:ext>
@@ -4858,12 +4945,18 @@
                     </wps:wsp>
                   </a:graphicData>
                 </a:graphic>
+                <wp14:sizeRelH relativeFrom="margin">
+                  <wp14:pctWidth>0</wp14:pctWidth>
+                </wp14:sizeRelH>
+                <wp14:sizeRelV relativeFrom="margin">
+                  <wp14:pctHeight>0</wp14:pctHeight>
+                </wp14:sizeRelV>
               </wp:anchor>
             </w:drawing>
           </mc:Choice>
           <mc:Fallback>
             <w:pict>
-              <v:rect w14:anchorId="5FFFEF92" id="_x0000_s1036" style="position:absolute;margin-left:30.6pt;margin-top:34.6pt;width:184.2pt;height:169.2pt;z-index:251671552;visibility:visible;mso-wrap-style:square;mso-wrap-distance-left:9pt;mso-wrap-distance-top:0;mso-wrap-distance-right:9pt;mso-wrap-distance-bottom:0;mso-position-horizontal:absolute;mso-position-horizontal-relative:text;mso-position-vertical:absolute;mso-position-vertical-relative:text;v-text-anchor:middle" o:gfxdata="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" fillcolor="white [3201]" strokecolor="black [3213]" strokeweight="1.5pt">
+              <v:rect w14:anchorId="5FFFEF92" id="_x0000_s1036" style="position:absolute;margin-left:31pt;margin-top:34.95pt;width:204.3pt;height:190.05pt;z-index:251671552;visibility:visible;mso-wrap-style:square;mso-width-percent:0;mso-height-percent:0;mso-wrap-distance-left:9pt;mso-wrap-distance-top:0;mso-wrap-distance-right:9pt;mso-wrap-distance-bottom:0;mso-position-horizontal:absolute;mso-position-horizontal-relative:text;mso-position-vertical:absolute;mso-position-vertical-relative:text;mso-width-percent:0;mso-height-percent:0;mso-width-relative:margin;mso-height-relative:margin;v-text-anchor:middle" o:gfxdata="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" fillcolor="white [3201]" strokecolor="black [3213]" strokeweight="1.5pt">
                 <v:textbox>
                   <w:txbxContent>
                     <w:p>
@@ -4875,7 +4968,7 @@
                           <w:noProof/>
                         </w:rPr>
                         <w:drawing>
-                          <wp:inline distT="0" distB="0" distL="0" distR="0" wp14:anchorId="073DD45B" wp14:editId="6A086C37">
+                          <wp:inline distT="0" distB="0" distL="0" distR="0" wp14:anchorId="073DD45B" wp14:editId="3B30BBD9">
                             <wp:extent cx="2137410" cy="2103120"/>
                             <wp:effectExtent l="0" t="0" r="0" b="0"/>
                             <wp:docPr id="532443921" name="Picture 25"/>
@@ -4890,8 +4983,20 @@
                                     <pic:cNvPicPr/>
                                   </pic:nvPicPr>
                                   <pic:blipFill>
-                                    <a:blip r:embed="rId25">
+                                    <a:blip r:embed="rId28">
                                       <a:extLst>
+                                        <a:ext uri="{BEBA8EAE-BF5A-486C-A8C5-ECC9F3942E4B}">
+                                          <a14:imgProps xmlns:a14="http://schemas.microsoft.com/office/drawing/2010/main">
+                                            <a14:imgLayer r:embed="rId29">
+                                              <a14:imgEffect>
+                                                <a14:sharpenSoften amount="50000"/>
+                                              </a14:imgEffect>
+                                              <a14:imgEffect>
+                                                <a14:brightnessContrast bright="40000" contrast="-40000"/>
+                                              </a14:imgEffect>
+                                            </a14:imgLayer>
+                                          </a14:imgProps>
+                                        </a:ext>
                                         <a:ext uri="{28A0092B-C50C-407E-A947-70E740481C1C}">
                                           <a14:useLocalDpi xmlns:a14="http://schemas.microsoft.com/office/drawing/2010/main" val="0"/>
                                         </a:ext>
@@ -5003,6 +5108,16 @@
           <w:lang w:val="en-US"/>
         </w:rPr>
       </w:pPr>
+    </w:p>
+    <w:p>
+      <w:pPr>
+        <w:rPr>
+          <w:rFonts w:ascii="Times New Roman" w:hAnsi="Times New Roman" w:cs="Times New Roman"/>
+          <w:sz w:val="40"/>
+          <w:szCs w:val="40"/>
+          <w:lang w:val="en-US"/>
+        </w:rPr>
+      </w:pPr>
       <w:r>
         <w:rPr>
           <w:rFonts w:ascii="Times New Roman" w:hAnsi="Times New Roman" w:cs="Times New Roman"/>
@@ -5014,7 +5129,80 @@
         <mc:AlternateContent>
           <mc:Choice Requires="wps">
             <w:drawing>
-              <wp:anchor distT="0" distB="0" distL="114300" distR="114300" simplePos="0" relativeHeight="251676672" behindDoc="0" locked="0" layoutInCell="1" allowOverlap="1" wp14:anchorId="454BE5B3" wp14:editId="4C7DFF47">
+              <wp:anchor distT="0" distB="0" distL="114300" distR="114300" simplePos="0" relativeHeight="251675648" behindDoc="0" locked="0" layoutInCell="1" allowOverlap="1" wp14:anchorId="28965603" wp14:editId="36A03659">
+                <wp:simplePos x="0" y="0"/>
+                <wp:positionH relativeFrom="column">
+                  <wp:posOffset>613365</wp:posOffset>
+                </wp:positionH>
+                <wp:positionV relativeFrom="paragraph">
+                  <wp:posOffset>372051</wp:posOffset>
+                </wp:positionV>
+                <wp:extent cx="1866900" cy="0"/>
+                <wp:effectExtent l="0" t="0" r="0" b="0"/>
+                <wp:wrapNone/>
+                <wp:docPr id="1720629127" name="Straight Connector 27"/>
+                <wp:cNvGraphicFramePr/>
+                <a:graphic xmlns:a="http://schemas.openxmlformats.org/drawingml/2006/main">
+                  <a:graphicData uri="http://schemas.microsoft.com/office/word/2010/wordprocessingShape">
+                    <wps:wsp>
+                      <wps:cNvCnPr/>
+                      <wps:spPr>
+                        <a:xfrm>
+                          <a:off x="0" y="0"/>
+                          <a:ext cx="1866900" cy="0"/>
+                        </a:xfrm>
+                        <a:prstGeom prst="line">
+                          <a:avLst/>
+                        </a:prstGeom>
+                      </wps:spPr>
+                      <wps:style>
+                        <a:lnRef idx="2">
+                          <a:schemeClr val="dk1"/>
+                        </a:lnRef>
+                        <a:fillRef idx="0">
+                          <a:schemeClr val="dk1"/>
+                        </a:fillRef>
+                        <a:effectRef idx="1">
+                          <a:schemeClr val="dk1"/>
+                        </a:effectRef>
+                        <a:fontRef idx="minor">
+                          <a:schemeClr val="tx1"/>
+                        </a:fontRef>
+                      </wps:style>
+                      <wps:bodyPr/>
+                    </wps:wsp>
+                  </a:graphicData>
+                </a:graphic>
+                <wp14:sizeRelH relativeFrom="margin">
+                  <wp14:pctWidth>0</wp14:pctWidth>
+                </wp14:sizeRelH>
+                <wp14:sizeRelV relativeFrom="margin">
+                  <wp14:pctHeight>0</wp14:pctHeight>
+                </wp14:sizeRelV>
+              </wp:anchor>
+            </w:drawing>
+          </mc:Choice>
+          <mc:Fallback>
+            <w:pict>
+              <v:line w14:anchorId="3E217D8D" id="Straight Connector 27" o:spid="_x0000_s1026" style="position:absolute;z-index:251675648;visibility:visible;mso-wrap-style:square;mso-width-percent:0;mso-height-percent:0;mso-wrap-distance-left:9pt;mso-wrap-distance-top:0;mso-wrap-distance-right:9pt;mso-wrap-distance-bottom:0;mso-position-horizontal:absolute;mso-position-horizontal-relative:text;mso-position-vertical:absolute;mso-position-vertical-relative:text;mso-width-percent:0;mso-height-percent:0;mso-width-relative:margin;mso-height-relative:margin" from="48.3pt,29.3pt" to="195.3pt,29.3pt" o:gfxdata="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" strokecolor="black [3200]" strokeweight="1.5pt">
+                <v:stroke joinstyle="miter"/>
+              </v:line>
+            </w:pict>
+          </mc:Fallback>
+        </mc:AlternateContent>
+      </w:r>
+      <w:r>
+        <w:rPr>
+          <w:rFonts w:ascii="Times New Roman" w:hAnsi="Times New Roman" w:cs="Times New Roman"/>
+          <w:noProof/>
+          <w:sz w:val="40"/>
+          <w:szCs w:val="40"/>
+          <w:lang w:val="en-US"/>
+        </w:rPr>
+        <mc:AlternateContent>
+          <mc:Choice Requires="wps">
+            <w:drawing>
+              <wp:anchor distT="0" distB="0" distL="114300" distR="114300" simplePos="0" relativeHeight="251676672" behindDoc="0" locked="0" layoutInCell="1" allowOverlap="1" wp14:anchorId="454BE5B3" wp14:editId="1F895C5C">
                 <wp:simplePos x="0" y="0"/>
                 <wp:positionH relativeFrom="column">
                   <wp:posOffset>3705225</wp:posOffset>
@@ -5069,7 +5257,7 @@
           </mc:Choice>
           <mc:Fallback>
             <w:pict>
-              <v:line w14:anchorId="7B232929" id="Straight Connector 27" o:spid="_x0000_s1026" style="position:absolute;z-index:251676672;visibility:visible;mso-wrap-style:square;mso-width-percent:0;mso-height-percent:0;mso-wrap-distance-left:9pt;mso-wrap-distance-top:0;mso-wrap-distance-right:9pt;mso-wrap-distance-bottom:0;mso-position-horizontal:absolute;mso-position-horizontal-relative:text;mso-position-vertical:absolute;mso-position-vertical-relative:text;mso-width-percent:0;mso-height-percent:0;mso-width-relative:margin;mso-height-relative:margin" from="291.75pt,21.9pt" to="438.75pt,21.9pt" o:gfxdata="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" strokecolor="black [3200]" strokeweight="1.5pt">
+              <v:line w14:anchorId="44B40447" id="Straight Connector 27" o:spid="_x0000_s1026" style="position:absolute;z-index:251676672;visibility:visible;mso-wrap-style:square;mso-width-percent:0;mso-height-percent:0;mso-wrap-distance-left:9pt;mso-wrap-distance-top:0;mso-wrap-distance-right:9pt;mso-wrap-distance-bottom:0;mso-position-horizontal:absolute;mso-position-horizontal-relative:text;mso-position-vertical:absolute;mso-position-vertical-relative:text;mso-width-percent:0;mso-height-percent:0;mso-width-relative:margin;mso-height-relative:margin" from="291.75pt,21.9pt" to="438.75pt,21.9pt" o:gfxdata="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" strokecolor="black [3200]" strokeweight="1.5pt">
                 <v:stroke joinstyle="miter"/>
               </v:line>
             </w:pict>
@@ -5079,122 +5267,73 @@
       <w:r>
         <w:rPr>
           <w:rFonts w:ascii="Times New Roman" w:hAnsi="Times New Roman" w:cs="Times New Roman"/>
+          <w:sz w:val="40"/>
+          <w:szCs w:val="40"/>
+          <w:lang w:val="en-US"/>
+        </w:rPr>
+        <w:t xml:space="preserve">                                                                                  </w:t>
+      </w:r>
+    </w:p>
+    <w:p>
+      <w:pPr>
+        <w:rPr>
+          <w:rFonts w:ascii="Times New Roman" w:hAnsi="Times New Roman" w:cs="Times New Roman"/>
+          <w:sz w:val="40"/>
+          <w:szCs w:val="40"/>
+          <w:lang w:val="en-US"/>
+        </w:rPr>
+      </w:pPr>
+    </w:p>
+    <w:p>
+      <w:pPr>
+        <w:rPr>
+          <w:rFonts w:ascii="Times New Roman" w:hAnsi="Times New Roman" w:cs="Times New Roman"/>
+          <w:b/>
+          <w:bCs/>
+          <w:sz w:val="40"/>
+          <w:szCs w:val="40"/>
+          <w:lang w:val="en-US"/>
+        </w:rPr>
+      </w:pPr>
+      <w:r>
+        <w:rPr>
+          <w:rFonts w:ascii="Times New Roman" w:hAnsi="Times New Roman" w:cs="Times New Roman"/>
+          <w:b/>
+          <w:bCs/>
+          <w:sz w:val="40"/>
+          <w:szCs w:val="40"/>
+          <w:lang w:val="en-US"/>
+        </w:rPr>
+        <w:br w:type="page"/>
+      </w:r>
+    </w:p>
+    <w:p>
+      <w:pPr>
+        <w:rPr>
+          <w:rFonts w:ascii="Times New Roman" w:hAnsi="Times New Roman" w:cs="Times New Roman"/>
+          <w:b/>
+          <w:bCs/>
+          <w:sz w:val="40"/>
+          <w:szCs w:val="40"/>
+          <w:lang w:val="en-US"/>
+        </w:rPr>
+      </w:pPr>
+      <w:r>
+        <w:rPr>
           <w:noProof/>
-          <w:sz w:val="40"/>
-          <w:szCs w:val="40"/>
-          <w:lang w:val="en-US"/>
-        </w:rPr>
-        <mc:AlternateContent>
-          <mc:Choice Requires="wps">
-            <w:drawing>
-              <wp:anchor distT="0" distB="0" distL="114300" distR="114300" simplePos="0" relativeHeight="251675648" behindDoc="0" locked="0" layoutInCell="1" allowOverlap="1" wp14:anchorId="28965603" wp14:editId="0C199252">
-                <wp:simplePos x="0" y="0"/>
-                <wp:positionH relativeFrom="column">
-                  <wp:posOffset>485775</wp:posOffset>
-                </wp:positionH>
-                <wp:positionV relativeFrom="paragraph">
-                  <wp:posOffset>201930</wp:posOffset>
-                </wp:positionV>
-                <wp:extent cx="1866900" cy="0"/>
-                <wp:effectExtent l="0" t="0" r="0" b="0"/>
-                <wp:wrapNone/>
-                <wp:docPr id="1720629127" name="Straight Connector 27"/>
-                <wp:cNvGraphicFramePr/>
-                <a:graphic xmlns:a="http://schemas.openxmlformats.org/drawingml/2006/main">
-                  <a:graphicData uri="http://schemas.microsoft.com/office/word/2010/wordprocessingShape">
-                    <wps:wsp>
-                      <wps:cNvCnPr/>
-                      <wps:spPr>
-                        <a:xfrm>
-                          <a:off x="0" y="0"/>
-                          <a:ext cx="1866900" cy="0"/>
-                        </a:xfrm>
-                        <a:prstGeom prst="line">
-                          <a:avLst/>
-                        </a:prstGeom>
-                      </wps:spPr>
-                      <wps:style>
-                        <a:lnRef idx="2">
-                          <a:schemeClr val="dk1"/>
-                        </a:lnRef>
-                        <a:fillRef idx="0">
-                          <a:schemeClr val="dk1"/>
-                        </a:fillRef>
-                        <a:effectRef idx="1">
-                          <a:schemeClr val="dk1"/>
-                        </a:effectRef>
-                        <a:fontRef idx="minor">
-                          <a:schemeClr val="tx1"/>
-                        </a:fontRef>
-                      </wps:style>
-                      <wps:bodyPr/>
-                    </wps:wsp>
-                  </a:graphicData>
-                </a:graphic>
-                <wp14:sizeRelH relativeFrom="margin">
-                  <wp14:pctWidth>0</wp14:pctWidth>
-                </wp14:sizeRelH>
-                <wp14:sizeRelV relativeFrom="margin">
-                  <wp14:pctHeight>0</wp14:pctHeight>
-                </wp14:sizeRelV>
-              </wp:anchor>
-            </w:drawing>
-          </mc:Choice>
-          <mc:Fallback>
-            <w:pict>
-              <v:line w14:anchorId="3D75DB53" id="Straight Connector 27" o:spid="_x0000_s1026" style="position:absolute;z-index:251675648;visibility:visible;mso-wrap-style:square;mso-width-percent:0;mso-height-percent:0;mso-wrap-distance-left:9pt;mso-wrap-distance-top:0;mso-wrap-distance-right:9pt;mso-wrap-distance-bottom:0;mso-position-horizontal:absolute;mso-position-horizontal-relative:text;mso-position-vertical:absolute;mso-position-vertical-relative:text;mso-width-percent:0;mso-height-percent:0;mso-width-relative:margin;mso-height-relative:margin" from="38.25pt,15.9pt" to="185.25pt,15.9pt" o:gfxdata="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" strokecolor="black [3200]" strokeweight="1.5pt">
-                <v:stroke joinstyle="miter"/>
-              </v:line>
-            </w:pict>
-          </mc:Fallback>
-        </mc:AlternateContent>
-      </w:r>
-      <w:r>
-        <w:rPr>
-          <w:rFonts w:ascii="Times New Roman" w:hAnsi="Times New Roman" w:cs="Times New Roman"/>
-          <w:sz w:val="40"/>
-          <w:szCs w:val="40"/>
-          <w:lang w:val="en-US"/>
-        </w:rPr>
-        <w:t xml:space="preserve">                                                                                  </w:t>
-      </w:r>
-    </w:p>
-    <w:p>
-      <w:pPr>
-        <w:rPr>
-          <w:rFonts w:ascii="Times New Roman" w:hAnsi="Times New Roman" w:cs="Times New Roman"/>
-          <w:sz w:val="40"/>
-          <w:szCs w:val="40"/>
-          <w:lang w:val="en-US"/>
-        </w:rPr>
-      </w:pPr>
-    </w:p>
-    <w:p>
-      <w:pPr>
-        <w:rPr>
-          <w:rFonts w:ascii="Times New Roman" w:hAnsi="Times New Roman" w:cs="Times New Roman"/>
-          <w:b/>
-          <w:bCs/>
-          <w:sz w:val="40"/>
-          <w:szCs w:val="40"/>
-          <w:lang w:val="en-US"/>
-        </w:rPr>
-      </w:pPr>
-      <w:r>
-        <w:rPr>
-          <w:noProof/>
-        </w:rPr>
+        </w:rPr>
+        <w:lastRenderedPageBreak/>
         <w:drawing>
-          <wp:anchor distT="0" distB="0" distL="114300" distR="114300" simplePos="0" relativeHeight="251687936" behindDoc="0" locked="0" layoutInCell="1" allowOverlap="1" wp14:anchorId="47C014AC" wp14:editId="4270A027">
+          <wp:anchor distT="0" distB="0" distL="114300" distR="114300" simplePos="0" relativeHeight="251687936" behindDoc="0" locked="0" layoutInCell="1" allowOverlap="1" wp14:anchorId="47C014AC" wp14:editId="1C22E96D">
             <wp:simplePos x="0" y="0"/>
             <wp:positionH relativeFrom="column">
-              <wp:posOffset>1123950</wp:posOffset>
+              <wp:posOffset>638355</wp:posOffset>
             </wp:positionH>
             <wp:positionV relativeFrom="paragraph">
-              <wp:posOffset>313055</wp:posOffset>
+              <wp:posOffset>401128</wp:posOffset>
             </wp:positionV>
-            <wp:extent cx="3228975" cy="2257695"/>
-            <wp:effectExtent l="0" t="0" r="0" b="9525"/>
+            <wp:extent cx="5400136" cy="3775767"/>
+            <wp:effectExtent l="0" t="0" r="0" b="0"/>
             <wp:wrapNone/>
             <wp:docPr id="1192643011" name="Picture 30"/>
             <wp:cNvGraphicFramePr>
@@ -5208,11 +5347,11 @@
                     <pic:cNvPicPr/>
                   </pic:nvPicPr>
                   <pic:blipFill rotWithShape="1">
-                    <a:blip r:embed="rId26">
+                    <a:blip r:embed="rId30">
                       <a:extLst>
                         <a:ext uri="{BEBA8EAE-BF5A-486C-A8C5-ECC9F3942E4B}">
                           <a14:imgProps xmlns:a14="http://schemas.microsoft.com/office/drawing/2010/main">
-                            <a14:imgLayer r:embed="rId27">
+                            <a14:imgLayer r:embed="rId31">
                               <a14:imgEffect>
                                 <a14:sharpenSoften amount="50000"/>
                               </a14:imgEffect>
@@ -5235,7 +5374,7 @@
                   <pic:spPr bwMode="auto">
                     <a:xfrm>
                       <a:off x="0" y="0"/>
-                      <a:ext cx="3238280" cy="2264201"/>
+                      <a:ext cx="5405771" cy="3779707"/>
                     </a:xfrm>
                     <a:prstGeom prst="rect">
                       <a:avLst/>
@@ -5270,7 +5409,7 @@
           <w:szCs w:val="40"/>
           <w:lang w:val="en-US"/>
         </w:rPr>
-        <w:t>Qn.6. C</w:t>
+        <w:t xml:space="preserve">Qn.6. </w:t>
       </w:r>
       <w:proofErr w:type="spellStart"/>
       <w:r>
@@ -5282,7 +5421,7 @@
           <w:szCs w:val="40"/>
           <w:lang w:val="en-US"/>
         </w:rPr>
-        <w:t>olour</w:t>
+        <w:t>Colour</w:t>
       </w:r>
       <w:proofErr w:type="spellEnd"/>
       <w:r>
@@ -5294,7 +5433,128 @@
           <w:szCs w:val="40"/>
           <w:lang w:val="en-US"/>
         </w:rPr>
-        <w:t xml:space="preserve"> it.[10]</w:t>
+        <w:t xml:space="preserve"> it.</w:t>
+      </w:r>
+      <w:r>
+        <w:rPr>
+          <w:rFonts w:ascii="Times New Roman" w:hAnsi="Times New Roman" w:cs="Times New Roman"/>
+          <w:b/>
+          <w:bCs/>
+          <w:sz w:val="40"/>
+          <w:szCs w:val="40"/>
+          <w:lang w:val="en-US"/>
+        </w:rPr>
+        <w:tab/>
+      </w:r>
+      <w:r>
+        <w:rPr>
+          <w:rFonts w:ascii="Times New Roman" w:hAnsi="Times New Roman" w:cs="Times New Roman"/>
+          <w:b/>
+          <w:bCs/>
+          <w:sz w:val="40"/>
+          <w:szCs w:val="40"/>
+          <w:lang w:val="en-US"/>
+        </w:rPr>
+        <w:tab/>
+      </w:r>
+      <w:r>
+        <w:rPr>
+          <w:rFonts w:ascii="Times New Roman" w:hAnsi="Times New Roman" w:cs="Times New Roman"/>
+          <w:b/>
+          <w:bCs/>
+          <w:sz w:val="40"/>
+          <w:szCs w:val="40"/>
+          <w:lang w:val="en-US"/>
+        </w:rPr>
+        <w:tab/>
+      </w:r>
+      <w:r>
+        <w:rPr>
+          <w:rFonts w:ascii="Times New Roman" w:hAnsi="Times New Roman" w:cs="Times New Roman"/>
+          <w:b/>
+          <w:bCs/>
+          <w:sz w:val="40"/>
+          <w:szCs w:val="40"/>
+          <w:lang w:val="en-US"/>
+        </w:rPr>
+        <w:tab/>
+      </w:r>
+      <w:r>
+        <w:rPr>
+          <w:rFonts w:ascii="Times New Roman" w:hAnsi="Times New Roman" w:cs="Times New Roman"/>
+          <w:b/>
+          <w:bCs/>
+          <w:sz w:val="40"/>
+          <w:szCs w:val="40"/>
+          <w:lang w:val="en-US"/>
+        </w:rPr>
+        <w:tab/>
+      </w:r>
+      <w:r>
+        <w:rPr>
+          <w:rFonts w:ascii="Times New Roman" w:hAnsi="Times New Roman" w:cs="Times New Roman"/>
+          <w:b/>
+          <w:bCs/>
+          <w:sz w:val="40"/>
+          <w:szCs w:val="40"/>
+          <w:lang w:val="en-US"/>
+        </w:rPr>
+        <w:tab/>
+      </w:r>
+      <w:r>
+        <w:rPr>
+          <w:rFonts w:ascii="Times New Roman" w:hAnsi="Times New Roman" w:cs="Times New Roman"/>
+          <w:b/>
+          <w:bCs/>
+          <w:sz w:val="40"/>
+          <w:szCs w:val="40"/>
+          <w:lang w:val="en-US"/>
+        </w:rPr>
+        <w:tab/>
+      </w:r>
+      <w:r>
+        <w:rPr>
+          <w:rFonts w:ascii="Times New Roman" w:hAnsi="Times New Roman" w:cs="Times New Roman"/>
+          <w:b/>
+          <w:bCs/>
+          <w:sz w:val="40"/>
+          <w:szCs w:val="40"/>
+          <w:lang w:val="en-US"/>
+        </w:rPr>
+        <w:tab/>
+      </w:r>
+      <w:r>
+        <w:rPr>
+          <w:rFonts w:ascii="Times New Roman" w:hAnsi="Times New Roman" w:cs="Times New Roman"/>
+          <w:b/>
+          <w:bCs/>
+          <w:sz w:val="40"/>
+          <w:szCs w:val="40"/>
+          <w:lang w:val="en-US"/>
+        </w:rPr>
+        <w:tab/>
+      </w:r>
+      <w:r>
+        <w:rPr>
+          <w:rFonts w:ascii="Times New Roman" w:hAnsi="Times New Roman" w:cs="Times New Roman"/>
+          <w:b/>
+          <w:bCs/>
+          <w:sz w:val="40"/>
+          <w:szCs w:val="40"/>
+          <w:lang w:val="en-US"/>
+        </w:rPr>
+        <w:tab/>
+      </w:r>
+      <w:r>
+        <w:rPr>
+          <w:rFonts w:ascii="Times New Roman" w:hAnsi="Times New Roman" w:cs="Times New Roman"/>
+          <w:b/>
+          <w:bCs/>
+          <w:sz w:val="40"/>
+          <w:szCs w:val="40"/>
+          <w:lang w:val="en-US"/>
+        </w:rPr>
+        <w:t>[10]</w:t>
       </w:r>
       <w:r>
         <w:rPr>
@@ -5378,16 +5638,190 @@
           <w:lang w:val="en-US"/>
         </w:rPr>
       </w:pPr>
-      <w:r>
-        <w:rPr>
-          <w:rFonts w:ascii="Times New Roman" w:hAnsi="Times New Roman" w:cs="Times New Roman"/>
-          <w:b/>
-          <w:bCs/>
-          <w:sz w:val="40"/>
-          <w:szCs w:val="40"/>
-          <w:lang w:val="en-US"/>
-        </w:rPr>
-        <w:lastRenderedPageBreak/>
+    </w:p>
+    <w:p>
+      <w:pPr>
+        <w:rPr>
+          <w:rFonts w:ascii="Times New Roman" w:hAnsi="Times New Roman" w:cs="Times New Roman"/>
+          <w:b/>
+          <w:bCs/>
+          <w:sz w:val="40"/>
+          <w:szCs w:val="40"/>
+          <w:lang w:val="en-US"/>
+        </w:rPr>
+      </w:pPr>
+    </w:p>
+    <w:p>
+      <w:pPr>
+        <w:rPr>
+          <w:rFonts w:ascii="Times New Roman" w:hAnsi="Times New Roman" w:cs="Times New Roman"/>
+          <w:b/>
+          <w:bCs/>
+          <w:sz w:val="40"/>
+          <w:szCs w:val="40"/>
+          <w:lang w:val="en-US"/>
+        </w:rPr>
+      </w:pPr>
+    </w:p>
+    <w:p>
+      <w:pPr>
+        <w:rPr>
+          <w:rFonts w:ascii="Times New Roman" w:hAnsi="Times New Roman" w:cs="Times New Roman"/>
+          <w:b/>
+          <w:bCs/>
+          <w:sz w:val="40"/>
+          <w:szCs w:val="40"/>
+          <w:lang w:val="en-US"/>
+        </w:rPr>
+      </w:pPr>
+      <w:r>
+        <w:rPr>
+          <w:noProof/>
+          <w:lang w:val="en-US"/>
+        </w:rPr>
+        <w:drawing>
+          <wp:anchor distT="0" distB="0" distL="114300" distR="114300" simplePos="0" relativeHeight="251691008" behindDoc="0" locked="0" layoutInCell="1" allowOverlap="1" wp14:anchorId="33B528B5" wp14:editId="21A8A6DB">
+            <wp:simplePos x="0" y="0"/>
+            <wp:positionH relativeFrom="column">
+              <wp:posOffset>744278</wp:posOffset>
+            </wp:positionH>
+            <wp:positionV relativeFrom="paragraph">
+              <wp:posOffset>305627</wp:posOffset>
+            </wp:positionV>
+            <wp:extent cx="2530549" cy="2147726"/>
+            <wp:effectExtent l="0" t="0" r="3175" b="5080"/>
+            <wp:wrapNone/>
+            <wp:docPr id="1482800008" name="Picture 36"/>
+            <wp:cNvGraphicFramePr>
+              <a:graphicFrameLocks xmlns:a="http://schemas.openxmlformats.org/drawingml/2006/main" noChangeAspect="1"/>
+            </wp:cNvGraphicFramePr>
+            <a:graphic xmlns:a="http://schemas.openxmlformats.org/drawingml/2006/main">
+              <a:graphicData uri="http://schemas.openxmlformats.org/drawingml/2006/picture">
+                <pic:pic xmlns:pic="http://schemas.openxmlformats.org/drawingml/2006/picture">
+                  <pic:nvPicPr>
+                    <pic:cNvPr id="1482800008" name="Picture 1482800008"/>
+                    <pic:cNvPicPr/>
+                  </pic:nvPicPr>
+                  <pic:blipFill rotWithShape="1">
+                    <a:blip r:embed="rId32">
+                      <a:extLst>
+                        <a:ext uri="{28A0092B-C50C-407E-A947-70E740481C1C}">
+                          <a14:useLocalDpi xmlns:a14="http://schemas.microsoft.com/office/drawing/2010/main" val="0"/>
+                        </a:ext>
+                      </a:extLst>
+                    </a:blip>
+                    <a:srcRect l="35641" t="12963" r="23806" b="10741"/>
+                    <a:stretch>
+                      <a:fillRect/>
+                    </a:stretch>
+                  </pic:blipFill>
+                  <pic:spPr bwMode="auto">
+                    <a:xfrm>
+                      <a:off x="0" y="0"/>
+                      <a:ext cx="2535873" cy="2152244"/>
+                    </a:xfrm>
+                    <a:prstGeom prst="rect">
+                      <a:avLst/>
+                    </a:prstGeom>
+                    <a:ln>
+                      <a:noFill/>
+                    </a:ln>
+                    <a:extLst>
+                      <a:ext uri="{53640926-AAD7-44D8-BBD7-CCE9431645EC}">
+                        <a14:shadowObscured xmlns:a14="http://schemas.microsoft.com/office/drawing/2010/main"/>
+                      </a:ext>
+                    </a:extLst>
+                  </pic:spPr>
+                </pic:pic>
+              </a:graphicData>
+            </a:graphic>
+            <wp14:sizeRelH relativeFrom="margin">
+              <wp14:pctWidth>0</wp14:pctWidth>
+            </wp14:sizeRelH>
+            <wp14:sizeRelV relativeFrom="margin">
+              <wp14:pctHeight>0</wp14:pctHeight>
+            </wp14:sizeRelV>
+          </wp:anchor>
+        </w:drawing>
+      </w:r>
+      <w:r>
+        <w:rPr>
+          <w:noProof/>
+        </w:rPr>
+        <w:drawing>
+          <wp:anchor distT="0" distB="0" distL="114300" distR="114300" simplePos="0" relativeHeight="251692032" behindDoc="0" locked="0" layoutInCell="1" allowOverlap="1" wp14:anchorId="3114A8F9" wp14:editId="11A0D7A1">
+            <wp:simplePos x="0" y="0"/>
+            <wp:positionH relativeFrom="column">
+              <wp:posOffset>4995545</wp:posOffset>
+            </wp:positionH>
+            <wp:positionV relativeFrom="paragraph">
+              <wp:posOffset>378460</wp:posOffset>
+            </wp:positionV>
+            <wp:extent cx="1497965" cy="2095500"/>
+            <wp:effectExtent l="0" t="0" r="6985" b="0"/>
+            <wp:wrapNone/>
+            <wp:docPr id="1030939724" name="Picture 41"/>
+            <wp:cNvGraphicFramePr>
+              <a:graphicFrameLocks xmlns:a="http://schemas.openxmlformats.org/drawingml/2006/main" noChangeAspect="1"/>
+            </wp:cNvGraphicFramePr>
+            <a:graphic xmlns:a="http://schemas.openxmlformats.org/drawingml/2006/main">
+              <a:graphicData uri="http://schemas.openxmlformats.org/drawingml/2006/picture">
+                <pic:pic xmlns:pic="http://schemas.openxmlformats.org/drawingml/2006/picture">
+                  <pic:nvPicPr>
+                    <pic:cNvPr id="1030939724" name="Picture 1030939724"/>
+                    <pic:cNvPicPr/>
+                  </pic:nvPicPr>
+                  <pic:blipFill rotWithShape="1">
+                    <a:blip r:embed="rId33">
+                      <a:extLst>
+                        <a:ext uri="{28A0092B-C50C-407E-A947-70E740481C1C}">
+                          <a14:useLocalDpi xmlns:a14="http://schemas.microsoft.com/office/drawing/2010/main" val="0"/>
+                        </a:ext>
+                      </a:extLst>
+                    </a:blip>
+                    <a:srcRect l="19904" t="5477" r="16398" b="5429"/>
+                    <a:stretch>
+                      <a:fillRect/>
+                    </a:stretch>
+                  </pic:blipFill>
+                  <pic:spPr bwMode="auto">
+                    <a:xfrm>
+                      <a:off x="0" y="0"/>
+                      <a:ext cx="1497965" cy="2095500"/>
+                    </a:xfrm>
+                    <a:prstGeom prst="rect">
+                      <a:avLst/>
+                    </a:prstGeom>
+                    <a:ln>
+                      <a:noFill/>
+                    </a:ln>
+                    <a:extLst>
+                      <a:ext uri="{53640926-AAD7-44D8-BBD7-CCE9431645EC}">
+                        <a14:shadowObscured xmlns:a14="http://schemas.microsoft.com/office/drawing/2010/main"/>
+                      </a:ext>
+                    </a:extLst>
+                  </pic:spPr>
+                </pic:pic>
+              </a:graphicData>
+            </a:graphic>
+            <wp14:sizeRelH relativeFrom="margin">
+              <wp14:pctWidth>0</wp14:pctWidth>
+            </wp14:sizeRelH>
+            <wp14:sizeRelV relativeFrom="margin">
+              <wp14:pctHeight>0</wp14:pctHeight>
+            </wp14:sizeRelV>
+          </wp:anchor>
+        </w:drawing>
+      </w:r>
+      <w:r>
+        <w:rPr>
+          <w:rFonts w:ascii="Times New Roman" w:hAnsi="Times New Roman" w:cs="Times New Roman"/>
+          <w:b/>
+          <w:bCs/>
+          <w:sz w:val="40"/>
+          <w:szCs w:val="40"/>
+          <w:lang w:val="en-US"/>
+        </w:rPr>
         <w:t>Qn.7. Co</w:t>
       </w:r>
       <w:proofErr w:type="spellStart"/>
@@ -5412,7 +5846,29 @@
           <w:szCs w:val="40"/>
           <w:lang w:val="en-US"/>
         </w:rPr>
-        <w:t xml:space="preserve"> the half part of the given picture.</w:t>
+        <w:t xml:space="preserve"> the half part of the given picture</w:t>
+      </w:r>
+      <w:r>
+        <w:rPr>
+          <w:rFonts w:ascii="Times New Roman" w:hAnsi="Times New Roman" w:cs="Times New Roman"/>
+          <w:b/>
+          <w:bCs/>
+          <w:sz w:val="40"/>
+          <w:szCs w:val="40"/>
+          <w:lang w:val="en-US"/>
+        </w:rPr>
+        <w:t>s</w:t>
+      </w:r>
+      <w:r>
+        <w:rPr>
+          <w:rFonts w:ascii="Times New Roman" w:hAnsi="Times New Roman" w:cs="Times New Roman"/>
+          <w:b/>
+          <w:bCs/>
+          <w:sz w:val="40"/>
+          <w:szCs w:val="40"/>
+          <w:lang w:val="en-US"/>
+        </w:rPr>
+        <w:t>.</w:t>
       </w:r>
       <w:r>
         <w:rPr>
@@ -5457,2128 +5913,266 @@
           <w:lang w:val="en-US"/>
         </w:rPr>
       </w:pPr>
-      <w:r>
-        <w:rPr>
-          <w:rFonts w:ascii="Times New Roman" w:hAnsi="Times New Roman" w:cs="Times New Roman"/>
+    </w:p>
+    <w:p>
+      <w:pPr>
+        <w:rPr>
+          <w:rFonts w:ascii="Times New Roman" w:hAnsi="Times New Roman" w:cs="Times New Roman"/>
+          <w:sz w:val="40"/>
+          <w:szCs w:val="40"/>
+          <w:lang w:val="en-US"/>
+        </w:rPr>
+      </w:pPr>
+      <w:r>
+        <w:rPr>
+          <w:rFonts w:ascii="Times New Roman" w:hAnsi="Times New Roman" w:cs="Times New Roman"/>
+          <w:sz w:val="40"/>
+          <w:szCs w:val="40"/>
+          <w:lang w:val="en-US"/>
+        </w:rPr>
+        <w:t xml:space="preserve">           </w:t>
+      </w:r>
+    </w:p>
+    <w:p/>
+    <w:p/>
+    <w:p/>
+    <w:p>
+      <w:r>
+        <w:rPr>
           <w:noProof/>
-          <w:sz w:val="40"/>
-          <w:szCs w:val="40"/>
-          <w:lang w:val="en-US"/>
-        </w:rPr>
-        <mc:AlternateContent>
-          <mc:Choice Requires="wps">
-            <w:drawing>
-              <wp:anchor distT="0" distB="0" distL="114300" distR="114300" simplePos="0" relativeHeight="251682816" behindDoc="0" locked="0" layoutInCell="1" allowOverlap="1" wp14:anchorId="452A34CB" wp14:editId="7F381E0B">
-                <wp:simplePos x="0" y="0"/>
-                <wp:positionH relativeFrom="column">
-                  <wp:posOffset>4165600</wp:posOffset>
-                </wp:positionH>
-                <wp:positionV relativeFrom="paragraph">
-                  <wp:posOffset>337820</wp:posOffset>
-                </wp:positionV>
-                <wp:extent cx="1600200" cy="1536700"/>
-                <wp:effectExtent l="0" t="0" r="19050" b="25400"/>
-                <wp:wrapNone/>
-                <wp:docPr id="1902313139" name="Rectangle 31"/>
-                <wp:cNvGraphicFramePr/>
-                <a:graphic xmlns:a="http://schemas.openxmlformats.org/drawingml/2006/main">
-                  <a:graphicData uri="http://schemas.microsoft.com/office/word/2010/wordprocessingShape">
-                    <wps:wsp>
-                      <wps:cNvSpPr/>
-                      <wps:spPr>
-                        <a:xfrm>
-                          <a:off x="0" y="0"/>
-                          <a:ext cx="1600200" cy="1536700"/>
-                        </a:xfrm>
-                        <a:prstGeom prst="rect">
-                          <a:avLst/>
-                        </a:prstGeom>
-                        <a:ln>
-                          <a:solidFill>
-                            <a:schemeClr val="tx1"/>
-                          </a:solidFill>
-                        </a:ln>
-                      </wps:spPr>
-                      <wps:style>
-                        <a:lnRef idx="2">
-                          <a:schemeClr val="accent6"/>
-                        </a:lnRef>
-                        <a:fillRef idx="1">
-                          <a:schemeClr val="lt1"/>
-                        </a:fillRef>
-                        <a:effectRef idx="0">
-                          <a:schemeClr val="accent6"/>
-                        </a:effectRef>
-                        <a:fontRef idx="minor">
-                          <a:schemeClr val="dk1"/>
-                        </a:fontRef>
-                      </wps:style>
-                      <wps:txbx>
-                        <w:txbxContent>
-                          <w:p>
-                            <w:pPr>
-                              <w:jc w:val="center"/>
-                              <w:rPr>
-                                <w:lang w:val="en-US"/>
-                              </w:rPr>
-                            </w:pPr>
-                          </w:p>
-                          <w:p>
-                            <w:pPr>
-                              <w:jc w:val="center"/>
-                              <w:rPr>
-                                <w:lang w:val="en-US"/>
-                              </w:rPr>
-                            </w:pPr>
-                            <w:r>
-                              <w:rPr>
-                                <w:noProof/>
-                                <w:lang w:val="en-US"/>
-                              </w:rPr>
-                              <w:drawing>
-                                <wp:inline distT="0" distB="0" distL="0" distR="0" wp14:anchorId="0081F7E3" wp14:editId="150F5EDD">
-                                  <wp:extent cx="1174750" cy="996950"/>
-                                  <wp:effectExtent l="0" t="0" r="6350" b="0"/>
-                                  <wp:docPr id="1482800008" name="Picture 36"/>
-                                  <wp:cNvGraphicFramePr>
-                                    <a:graphicFrameLocks xmlns:a="http://schemas.openxmlformats.org/drawingml/2006/main" noChangeAspect="1"/>
-                                  </wp:cNvGraphicFramePr>
-                                  <a:graphic xmlns:a="http://schemas.openxmlformats.org/drawingml/2006/main">
-                                    <a:graphicData uri="http://schemas.openxmlformats.org/drawingml/2006/picture">
-                                      <pic:pic xmlns:pic="http://schemas.openxmlformats.org/drawingml/2006/picture">
-                                        <pic:nvPicPr>
-                                          <pic:cNvPr id="1482800008" name="Picture 1482800008"/>
-                                          <pic:cNvPicPr/>
-                                        </pic:nvPicPr>
-                                        <pic:blipFill rotWithShape="1">
-                                          <a:blip r:embed="rId28">
-                                            <a:extLst>
-                                              <a:ext uri="{28A0092B-C50C-407E-A947-70E740481C1C}">
-                                                <a14:useLocalDpi xmlns:a14="http://schemas.microsoft.com/office/drawing/2010/main" val="0"/>
-                                              </a:ext>
-                                            </a:extLst>
-                                          </a:blip>
-                                          <a:srcRect l="35641" t="12963" r="23806" b="10741"/>
-                                          <a:stretch>
-                                            <a:fillRect/>
-                                          </a:stretch>
-                                        </pic:blipFill>
-                                        <pic:spPr bwMode="auto">
-                                          <a:xfrm>
-                                            <a:off x="0" y="0"/>
-                                            <a:ext cx="1174750" cy="996950"/>
-                                          </a:xfrm>
-                                          <a:prstGeom prst="rect">
-                                            <a:avLst/>
-                                          </a:prstGeom>
-                                          <a:ln>
-                                            <a:noFill/>
-                                          </a:ln>
-                                          <a:extLst>
-                                            <a:ext uri="{53640926-AAD7-44D8-BBD7-CCE9431645EC}">
-                                              <a14:shadowObscured xmlns:a14="http://schemas.microsoft.com/office/drawing/2010/main"/>
-                                            </a:ext>
-                                          </a:extLst>
-                                        </pic:spPr>
-                                      </pic:pic>
-                                    </a:graphicData>
-                                  </a:graphic>
-                                </wp:inline>
-                              </w:drawing>
-                            </w:r>
-                          </w:p>
-                          <w:p>
-                            <w:pPr>
-                              <w:jc w:val="center"/>
-                              <w:rPr>
-                                <w:lang w:val="en-US"/>
-                              </w:rPr>
-                            </w:pPr>
-                          </w:p>
-                          <w:p>
-                            <w:pPr>
-                              <w:jc w:val="center"/>
-                              <w:rPr>
-                                <w:lang w:val="en-US"/>
-                              </w:rPr>
-                            </w:pPr>
-                          </w:p>
-                          <w:p>
-                            <w:pPr>
-                              <w:jc w:val="center"/>
-                              <w:rPr>
-                                <w:lang w:val="en-US"/>
-                              </w:rPr>
-                            </w:pPr>
-                          </w:p>
-                          <w:p>
-                            <w:pPr>
-                              <w:jc w:val="center"/>
-                              <w:rPr>
-                                <w:lang w:val="en-US"/>
-                              </w:rPr>
-                            </w:pPr>
-                          </w:p>
-                          <w:p>
-                            <w:pPr>
-                              <w:jc w:val="center"/>
-                              <w:rPr>
-                                <w:lang w:val="en-US"/>
-                              </w:rPr>
-                            </w:pPr>
-                          </w:p>
-                          <w:p>
-                            <w:pPr>
-                              <w:jc w:val="center"/>
-                              <w:rPr>
-                                <w:lang w:val="en-US"/>
-                              </w:rPr>
-                            </w:pPr>
-                          </w:p>
-                          <w:p>
-                            <w:pPr>
-                              <w:jc w:val="center"/>
-                              <w:rPr>
-                                <w:lang w:val="en-US"/>
-                              </w:rPr>
-                            </w:pPr>
-                          </w:p>
-                          <w:p>
-                            <w:pPr>
-                              <w:jc w:val="center"/>
-                              <w:rPr>
-                                <w:lang w:val="en-US"/>
-                              </w:rPr>
-                            </w:pPr>
-                          </w:p>
-                          <w:p>
-                            <w:pPr>
-                              <w:jc w:val="center"/>
-                              <w:rPr>
-                                <w:lang w:val="en-US"/>
-                              </w:rPr>
-                            </w:pPr>
-                          </w:p>
-                          <w:p>
-                            <w:pPr>
-                              <w:jc w:val="center"/>
-                              <w:rPr>
-                                <w:lang w:val="en-US"/>
-                              </w:rPr>
-                            </w:pPr>
-                          </w:p>
-                          <w:p>
-                            <w:pPr>
-                              <w:jc w:val="center"/>
-                              <w:rPr>
-                                <w:lang w:val="en-US"/>
-                              </w:rPr>
-                            </w:pPr>
-                          </w:p>
-                          <w:p>
-                            <w:pPr>
-                              <w:jc w:val="center"/>
-                              <w:rPr>
-                                <w:lang w:val="en-US"/>
-                              </w:rPr>
-                            </w:pPr>
-                          </w:p>
-                          <w:p>
-                            <w:pPr>
-                              <w:jc w:val="center"/>
-                              <w:rPr>
-                                <w:lang w:val="en-US"/>
-                              </w:rPr>
-                            </w:pPr>
-                          </w:p>
-                          <w:p>
-                            <w:pPr>
-                              <w:jc w:val="center"/>
-                              <w:rPr>
-                                <w:lang w:val="en-US"/>
-                              </w:rPr>
-                            </w:pPr>
-                          </w:p>
-                          <w:p>
-                            <w:pPr>
-                              <w:jc w:val="center"/>
-                              <w:rPr>
-                                <w:lang w:val="en-US"/>
-                              </w:rPr>
-                            </w:pPr>
-                          </w:p>
-                          <w:p>
-                            <w:pPr>
-                              <w:jc w:val="center"/>
-                              <w:rPr>
-                                <w:lang w:val="en-US"/>
-                              </w:rPr>
-                            </w:pPr>
-                          </w:p>
-                          <w:p>
-                            <w:pPr>
-                              <w:jc w:val="center"/>
-                              <w:rPr>
-                                <w:lang w:val="en-US"/>
-                              </w:rPr>
-                            </w:pPr>
-                          </w:p>
-                          <w:p>
-                            <w:pPr>
-                              <w:jc w:val="center"/>
-                              <w:rPr>
-                                <w:lang w:val="en-US"/>
-                              </w:rPr>
-                            </w:pPr>
-                          </w:p>
-                          <w:p>
-                            <w:pPr>
-                              <w:jc w:val="center"/>
-                              <w:rPr>
-                                <w:lang w:val="en-US"/>
-                              </w:rPr>
-                            </w:pPr>
-                          </w:p>
-                          <w:p>
-                            <w:pPr>
-                              <w:jc w:val="center"/>
-                              <w:rPr>
-                                <w:lang w:val="en-US"/>
-                              </w:rPr>
-                            </w:pPr>
-                          </w:p>
-                          <w:p>
-                            <w:pPr>
-                              <w:jc w:val="center"/>
-                              <w:rPr>
-                                <w:lang w:val="en-US"/>
-                              </w:rPr>
-                            </w:pPr>
-                          </w:p>
-                          <w:p>
-                            <w:pPr>
-                              <w:jc w:val="center"/>
-                              <w:rPr>
-                                <w:lang w:val="en-US"/>
-                              </w:rPr>
-                            </w:pPr>
-                          </w:p>
-                          <w:p>
-                            <w:pPr>
-                              <w:jc w:val="center"/>
-                              <w:rPr>
-                                <w:lang w:val="en-US"/>
-                              </w:rPr>
-                            </w:pPr>
-                          </w:p>
-                        </w:txbxContent>
-                      </wps:txbx>
-                      <wps:bodyPr rot="0" spcFirstLastPara="0" vertOverflow="overflow" horzOverflow="overflow" vert="horz" wrap="square" lIns="91440" tIns="45720" rIns="91440" bIns="45720" numCol="1" spcCol="0" rtlCol="0" fromWordArt="0" anchor="ctr" anchorCtr="0" forceAA="0" compatLnSpc="1">
-                        <a:prstTxWarp prst="textNoShape">
-                          <a:avLst/>
-                        </a:prstTxWarp>
-                        <a:noAutofit/>
-                      </wps:bodyPr>
-                    </wps:wsp>
-                  </a:graphicData>
-                </a:graphic>
-                <wp14:sizeRelH relativeFrom="margin">
-                  <wp14:pctWidth>0</wp14:pctWidth>
-                </wp14:sizeRelH>
-                <wp14:sizeRelV relativeFrom="margin">
-                  <wp14:pctHeight>0</wp14:pctHeight>
-                </wp14:sizeRelV>
-              </wp:anchor>
-            </w:drawing>
-          </mc:Choice>
-          <mc:Fallback>
-            <w:pict>
-              <v:rect w14:anchorId="452A34CB" id="Rectangle 31" o:spid="_x0000_s1037" style="position:absolute;margin-left:328pt;margin-top:26.6pt;width:126pt;height:121pt;z-index:251682816;visibility:visible;mso-wrap-style:square;mso-width-percent:0;mso-height-percent:0;mso-wrap-distance-left:9pt;mso-wrap-distance-top:0;mso-wrap-distance-right:9pt;mso-wrap-distance-bottom:0;mso-position-horizontal:absolute;mso-position-horizontal-relative:text;mso-position-vertical:absolute;mso-position-vertical-relative:text;mso-width-percent:0;mso-height-percent:0;mso-width-relative:margin;mso-height-relative:margin;v-text-anchor:middle" o:gfxdata="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" fillcolor="white [3201]" strokecolor="black [3213]" strokeweight="1.5pt">
-                <v:textbox>
-                  <w:txbxContent>
-                    <w:p>
-                      <w:pPr>
-                        <w:jc w:val="center"/>
-                        <w:rPr>
-                          <w:lang w:val="en-US"/>
-                        </w:rPr>
-                      </w:pPr>
-                    </w:p>
-                    <w:p>
-                      <w:pPr>
-                        <w:jc w:val="center"/>
-                        <w:rPr>
-                          <w:lang w:val="en-US"/>
-                        </w:rPr>
-                      </w:pPr>
-                      <w:r>
-                        <w:rPr>
-                          <w:noProof/>
-                          <w:lang w:val="en-US"/>
-                        </w:rPr>
-                        <w:drawing>
-                          <wp:inline distT="0" distB="0" distL="0" distR="0" wp14:anchorId="0081F7E3" wp14:editId="150F5EDD">
-                            <wp:extent cx="1174750" cy="996950"/>
-                            <wp:effectExtent l="0" t="0" r="6350" b="0"/>
-                            <wp:docPr id="1482800008" name="Picture 36"/>
-                            <wp:cNvGraphicFramePr>
-                              <a:graphicFrameLocks xmlns:a="http://schemas.openxmlformats.org/drawingml/2006/main" noChangeAspect="1"/>
-                            </wp:cNvGraphicFramePr>
-                            <a:graphic xmlns:a="http://schemas.openxmlformats.org/drawingml/2006/main">
-                              <a:graphicData uri="http://schemas.openxmlformats.org/drawingml/2006/picture">
-                                <pic:pic xmlns:pic="http://schemas.openxmlformats.org/drawingml/2006/picture">
-                                  <pic:nvPicPr>
-                                    <pic:cNvPr id="1482800008" name="Picture 1482800008"/>
-                                    <pic:cNvPicPr/>
-                                  </pic:nvPicPr>
-                                  <pic:blipFill rotWithShape="1">
-                                    <a:blip r:embed="rId28">
-                                      <a:extLst>
-                                        <a:ext uri="{28A0092B-C50C-407E-A947-70E740481C1C}">
-                                          <a14:useLocalDpi xmlns:a14="http://schemas.microsoft.com/office/drawing/2010/main" val="0"/>
-                                        </a:ext>
-                                      </a:extLst>
-                                    </a:blip>
-                                    <a:srcRect l="35641" t="12963" r="23806" b="10741"/>
-                                    <a:stretch>
-                                      <a:fillRect/>
-                                    </a:stretch>
-                                  </pic:blipFill>
-                                  <pic:spPr bwMode="auto">
-                                    <a:xfrm>
-                                      <a:off x="0" y="0"/>
-                                      <a:ext cx="1174750" cy="996950"/>
-                                    </a:xfrm>
-                                    <a:prstGeom prst="rect">
-                                      <a:avLst/>
-                                    </a:prstGeom>
-                                    <a:ln>
-                                      <a:noFill/>
-                                    </a:ln>
-                                    <a:extLst>
-                                      <a:ext uri="{53640926-AAD7-44D8-BBD7-CCE9431645EC}">
-                                        <a14:shadowObscured xmlns:a14="http://schemas.microsoft.com/office/drawing/2010/main"/>
-                                      </a:ext>
-                                    </a:extLst>
-                                  </pic:spPr>
-                                </pic:pic>
-                              </a:graphicData>
-                            </a:graphic>
-                          </wp:inline>
-                        </w:drawing>
-                      </w:r>
-                    </w:p>
-                    <w:p>
-                      <w:pPr>
-                        <w:jc w:val="center"/>
-                        <w:rPr>
-                          <w:lang w:val="en-US"/>
-                        </w:rPr>
-                      </w:pPr>
-                    </w:p>
-                    <w:p>
-                      <w:pPr>
-                        <w:jc w:val="center"/>
-                        <w:rPr>
-                          <w:lang w:val="en-US"/>
-                        </w:rPr>
-                      </w:pPr>
-                    </w:p>
-                    <w:p>
-                      <w:pPr>
-                        <w:jc w:val="center"/>
-                        <w:rPr>
-                          <w:lang w:val="en-US"/>
-                        </w:rPr>
-                      </w:pPr>
-                    </w:p>
-                    <w:p>
-                      <w:pPr>
-                        <w:jc w:val="center"/>
-                        <w:rPr>
-                          <w:lang w:val="en-US"/>
-                        </w:rPr>
-                      </w:pPr>
-                    </w:p>
-                    <w:p>
-                      <w:pPr>
-                        <w:jc w:val="center"/>
-                        <w:rPr>
-                          <w:lang w:val="en-US"/>
-                        </w:rPr>
-                      </w:pPr>
-                    </w:p>
-                    <w:p>
-                      <w:pPr>
-                        <w:jc w:val="center"/>
-                        <w:rPr>
-                          <w:lang w:val="en-US"/>
-                        </w:rPr>
-                      </w:pPr>
-                    </w:p>
-                    <w:p>
-                      <w:pPr>
-                        <w:jc w:val="center"/>
-                        <w:rPr>
-                          <w:lang w:val="en-US"/>
-                        </w:rPr>
-                      </w:pPr>
-                    </w:p>
-                    <w:p>
-                      <w:pPr>
-                        <w:jc w:val="center"/>
-                        <w:rPr>
-                          <w:lang w:val="en-US"/>
-                        </w:rPr>
-                      </w:pPr>
-                    </w:p>
-                    <w:p>
-                      <w:pPr>
-                        <w:jc w:val="center"/>
-                        <w:rPr>
-                          <w:lang w:val="en-US"/>
-                        </w:rPr>
-                      </w:pPr>
-                    </w:p>
-                    <w:p>
-                      <w:pPr>
-                        <w:jc w:val="center"/>
-                        <w:rPr>
-                          <w:lang w:val="en-US"/>
-                        </w:rPr>
-                      </w:pPr>
-                    </w:p>
-                    <w:p>
-                      <w:pPr>
-                        <w:jc w:val="center"/>
-                        <w:rPr>
-                          <w:lang w:val="en-US"/>
-                        </w:rPr>
-                      </w:pPr>
-                    </w:p>
-                    <w:p>
-                      <w:pPr>
-                        <w:jc w:val="center"/>
-                        <w:rPr>
-                          <w:lang w:val="en-US"/>
-                        </w:rPr>
-                      </w:pPr>
-                    </w:p>
-                    <w:p>
-                      <w:pPr>
-                        <w:jc w:val="center"/>
-                        <w:rPr>
-                          <w:lang w:val="en-US"/>
-                        </w:rPr>
-                      </w:pPr>
-                    </w:p>
-                    <w:p>
-                      <w:pPr>
-                        <w:jc w:val="center"/>
-                        <w:rPr>
-                          <w:lang w:val="en-US"/>
-                        </w:rPr>
-                      </w:pPr>
-                    </w:p>
-                    <w:p>
-                      <w:pPr>
-                        <w:jc w:val="center"/>
-                        <w:rPr>
-                          <w:lang w:val="en-US"/>
-                        </w:rPr>
-                      </w:pPr>
-                    </w:p>
-                    <w:p>
-                      <w:pPr>
-                        <w:jc w:val="center"/>
-                        <w:rPr>
-                          <w:lang w:val="en-US"/>
-                        </w:rPr>
-                      </w:pPr>
-                    </w:p>
-                    <w:p>
-                      <w:pPr>
-                        <w:jc w:val="center"/>
-                        <w:rPr>
-                          <w:lang w:val="en-US"/>
-                        </w:rPr>
-                      </w:pPr>
-                    </w:p>
-                    <w:p>
-                      <w:pPr>
-                        <w:jc w:val="center"/>
-                        <w:rPr>
-                          <w:lang w:val="en-US"/>
-                        </w:rPr>
-                      </w:pPr>
-                    </w:p>
-                    <w:p>
-                      <w:pPr>
-                        <w:jc w:val="center"/>
-                        <w:rPr>
-                          <w:lang w:val="en-US"/>
-                        </w:rPr>
-                      </w:pPr>
-                    </w:p>
-                    <w:p>
-                      <w:pPr>
-                        <w:jc w:val="center"/>
-                        <w:rPr>
-                          <w:lang w:val="en-US"/>
-                        </w:rPr>
-                      </w:pPr>
-                    </w:p>
-                    <w:p>
-                      <w:pPr>
-                        <w:jc w:val="center"/>
-                        <w:rPr>
-                          <w:lang w:val="en-US"/>
-                        </w:rPr>
-                      </w:pPr>
-                    </w:p>
-                    <w:p>
-                      <w:pPr>
-                        <w:jc w:val="center"/>
-                        <w:rPr>
-                          <w:lang w:val="en-US"/>
-                        </w:rPr>
-                      </w:pPr>
-                    </w:p>
-                    <w:p>
-                      <w:pPr>
-                        <w:jc w:val="center"/>
-                        <w:rPr>
-                          <w:lang w:val="en-US"/>
-                        </w:rPr>
-                      </w:pPr>
-                    </w:p>
-                  </w:txbxContent>
-                </v:textbox>
-              </v:rect>
-            </w:pict>
-          </mc:Fallback>
-        </mc:AlternateContent>
-      </w:r>
-      <w:r>
-        <w:rPr>
-          <w:rFonts w:ascii="Times New Roman" w:hAnsi="Times New Roman" w:cs="Times New Roman"/>
+          <w:lang w:val="en-US"/>
+        </w:rPr>
+        <w:drawing>
+          <wp:anchor distT="0" distB="0" distL="114300" distR="114300" simplePos="0" relativeHeight="251695104" behindDoc="0" locked="0" layoutInCell="1" allowOverlap="1" wp14:anchorId="0BC79F9F" wp14:editId="0680B4AD">
+            <wp:simplePos x="0" y="0"/>
+            <wp:positionH relativeFrom="column">
+              <wp:posOffset>3202940</wp:posOffset>
+            </wp:positionH>
+            <wp:positionV relativeFrom="paragraph">
+              <wp:posOffset>123618</wp:posOffset>
+            </wp:positionV>
+            <wp:extent cx="1612922" cy="2846725"/>
+            <wp:effectExtent l="0" t="0" r="6350" b="0"/>
+            <wp:wrapNone/>
+            <wp:docPr id="306999842" name="Picture 35"/>
+            <wp:cNvGraphicFramePr>
+              <a:graphicFrameLocks xmlns:a="http://schemas.openxmlformats.org/drawingml/2006/main" noChangeAspect="1"/>
+            </wp:cNvGraphicFramePr>
+            <a:graphic xmlns:a="http://schemas.openxmlformats.org/drawingml/2006/main">
+              <a:graphicData uri="http://schemas.openxmlformats.org/drawingml/2006/picture">
+                <pic:pic xmlns:pic="http://schemas.openxmlformats.org/drawingml/2006/picture">
+                  <pic:nvPicPr>
+                    <pic:cNvPr id="306999842" name="Picture 306999842"/>
+                    <pic:cNvPicPr/>
+                  </pic:nvPicPr>
+                  <pic:blipFill rotWithShape="1">
+                    <a:blip r:embed="rId34">
+                      <a:extLst>
+                        <a:ext uri="{28A0092B-C50C-407E-A947-70E740481C1C}">
+                          <a14:useLocalDpi xmlns:a14="http://schemas.microsoft.com/office/drawing/2010/main" val="0"/>
+                        </a:ext>
+                      </a:extLst>
+                    </a:blip>
+                    <a:srcRect l="21620" r="21707"/>
+                    <a:stretch>
+                      <a:fillRect/>
+                    </a:stretch>
+                  </pic:blipFill>
+                  <pic:spPr bwMode="auto">
+                    <a:xfrm>
+                      <a:off x="0" y="0"/>
+                      <a:ext cx="1612922" cy="2846725"/>
+                    </a:xfrm>
+                    <a:prstGeom prst="rect">
+                      <a:avLst/>
+                    </a:prstGeom>
+                    <a:ln>
+                      <a:noFill/>
+                    </a:ln>
+                    <a:extLst>
+                      <a:ext uri="{53640926-AAD7-44D8-BBD7-CCE9431645EC}">
+                        <a14:shadowObscured xmlns:a14="http://schemas.microsoft.com/office/drawing/2010/main"/>
+                      </a:ext>
+                    </a:extLst>
+                  </pic:spPr>
+                </pic:pic>
+              </a:graphicData>
+            </a:graphic>
+            <wp14:sizeRelH relativeFrom="margin">
+              <wp14:pctWidth>0</wp14:pctWidth>
+            </wp14:sizeRelH>
+            <wp14:sizeRelV relativeFrom="margin">
+              <wp14:pctHeight>0</wp14:pctHeight>
+            </wp14:sizeRelV>
+          </wp:anchor>
+        </w:drawing>
+      </w:r>
+    </w:p>
+    <w:p>
+      <w:r>
+        <w:rPr>
           <w:noProof/>
-          <w:sz w:val="40"/>
-          <w:szCs w:val="40"/>
-          <w:lang w:val="en-US"/>
-        </w:rPr>
-        <mc:AlternateContent>
-          <mc:Choice Requires="wps">
-            <w:drawing>
-              <wp:anchor distT="0" distB="0" distL="114300" distR="114300" simplePos="0" relativeHeight="251681792" behindDoc="0" locked="0" layoutInCell="1" allowOverlap="1" wp14:anchorId="26E58515" wp14:editId="4E2F3E7C">
-                <wp:simplePos x="0" y="0"/>
-                <wp:positionH relativeFrom="column">
-                  <wp:posOffset>2203450</wp:posOffset>
-                </wp:positionH>
-                <wp:positionV relativeFrom="paragraph">
-                  <wp:posOffset>280670</wp:posOffset>
-                </wp:positionV>
-                <wp:extent cx="1758950" cy="1536700"/>
-                <wp:effectExtent l="0" t="0" r="12700" b="25400"/>
-                <wp:wrapNone/>
-                <wp:docPr id="1179055905" name="Rectangle 31"/>
-                <wp:cNvGraphicFramePr/>
-                <a:graphic xmlns:a="http://schemas.openxmlformats.org/drawingml/2006/main">
-                  <a:graphicData uri="http://schemas.microsoft.com/office/word/2010/wordprocessingShape">
-                    <wps:wsp>
-                      <wps:cNvSpPr/>
-                      <wps:spPr>
-                        <a:xfrm>
-                          <a:off x="0" y="0"/>
-                          <a:ext cx="1758950" cy="1536700"/>
-                        </a:xfrm>
-                        <a:prstGeom prst="rect">
-                          <a:avLst/>
-                        </a:prstGeom>
-                        <a:ln>
-                          <a:solidFill>
-                            <a:schemeClr val="tx1"/>
-                          </a:solidFill>
-                        </a:ln>
-                      </wps:spPr>
-                      <wps:style>
-                        <a:lnRef idx="2">
-                          <a:schemeClr val="accent6"/>
-                        </a:lnRef>
-                        <a:fillRef idx="1">
-                          <a:schemeClr val="lt1"/>
-                        </a:fillRef>
-                        <a:effectRef idx="0">
-                          <a:schemeClr val="accent6"/>
-                        </a:effectRef>
-                        <a:fontRef idx="minor">
-                          <a:schemeClr val="dk1"/>
-                        </a:fontRef>
-                      </wps:style>
-                      <wps:txbx>
-                        <w:txbxContent>
-                          <w:p>
-                            <w:pPr>
-                              <w:jc w:val="center"/>
-                              <w:rPr>
-                                <w:lang w:val="en-US"/>
-                              </w:rPr>
-                            </w:pPr>
-                            <w:r>
-                              <w:rPr>
-                                <w:noProof/>
-                                <w:lang w:val="en-US"/>
-                              </w:rPr>
-                              <w:drawing>
-                                <wp:inline distT="0" distB="0" distL="0" distR="0" wp14:anchorId="4C44CF80" wp14:editId="06D93CFE">
-                                  <wp:extent cx="1426210" cy="1426210"/>
-                                  <wp:effectExtent l="0" t="0" r="2540" b="2540"/>
-                                  <wp:docPr id="306999842" name="Picture 35"/>
-                                  <wp:cNvGraphicFramePr>
-                                    <a:graphicFrameLocks xmlns:a="http://schemas.openxmlformats.org/drawingml/2006/main" noChangeAspect="1"/>
-                                  </wp:cNvGraphicFramePr>
-                                  <a:graphic xmlns:a="http://schemas.openxmlformats.org/drawingml/2006/main">
-                                    <a:graphicData uri="http://schemas.openxmlformats.org/drawingml/2006/picture">
-                                      <pic:pic xmlns:pic="http://schemas.openxmlformats.org/drawingml/2006/picture">
-                                        <pic:nvPicPr>
-                                          <pic:cNvPr id="306999842" name="Picture 306999842"/>
-                                          <pic:cNvPicPr/>
-                                        </pic:nvPicPr>
-                                        <pic:blipFill>
-                                          <a:blip r:embed="rId29">
-                                            <a:extLst>
-                                              <a:ext uri="{28A0092B-C50C-407E-A947-70E740481C1C}">
-                                                <a14:useLocalDpi xmlns:a14="http://schemas.microsoft.com/office/drawing/2010/main" val="0"/>
-                                              </a:ext>
-                                            </a:extLst>
-                                          </a:blip>
-                                          <a:stretch>
-                                            <a:fillRect/>
-                                          </a:stretch>
-                                        </pic:blipFill>
-                                        <pic:spPr>
-                                          <a:xfrm>
-                                            <a:off x="0" y="0"/>
-                                            <a:ext cx="1426210" cy="1426210"/>
-                                          </a:xfrm>
-                                          <a:prstGeom prst="rect">
-                                            <a:avLst/>
-                                          </a:prstGeom>
-                                        </pic:spPr>
-                                      </pic:pic>
-                                    </a:graphicData>
-                                  </a:graphic>
-                                </wp:inline>
-                              </w:drawing>
-                            </w:r>
-                          </w:p>
-                          <w:p>
-                            <w:pPr>
-                              <w:jc w:val="center"/>
-                              <w:rPr>
-                                <w:lang w:val="en-US"/>
-                              </w:rPr>
-                            </w:pPr>
-                          </w:p>
-                          <w:p>
-                            <w:pPr>
-                              <w:jc w:val="center"/>
-                              <w:rPr>
-                                <w:lang w:val="en-US"/>
-                              </w:rPr>
-                            </w:pPr>
-                          </w:p>
-                          <w:p>
-                            <w:pPr>
-                              <w:jc w:val="center"/>
-                              <w:rPr>
-                                <w:lang w:val="en-US"/>
-                              </w:rPr>
-                            </w:pPr>
-                          </w:p>
-                          <w:p>
-                            <w:pPr>
-                              <w:jc w:val="center"/>
-                              <w:rPr>
-                                <w:lang w:val="en-US"/>
-                              </w:rPr>
-                            </w:pPr>
-                          </w:p>
-                          <w:p>
-                            <w:pPr>
-                              <w:jc w:val="center"/>
-                              <w:rPr>
-                                <w:lang w:val="en-US"/>
-                              </w:rPr>
-                            </w:pPr>
-                          </w:p>
-                          <w:p>
-                            <w:pPr>
-                              <w:jc w:val="center"/>
-                              <w:rPr>
-                                <w:lang w:val="en-US"/>
-                              </w:rPr>
-                            </w:pPr>
-                          </w:p>
-                          <w:p>
-                            <w:pPr>
-                              <w:jc w:val="center"/>
-                              <w:rPr>
-                                <w:lang w:val="en-US"/>
-                              </w:rPr>
-                            </w:pPr>
-                          </w:p>
-                          <w:p>
-                            <w:pPr>
-                              <w:jc w:val="center"/>
-                              <w:rPr>
-                                <w:lang w:val="en-US"/>
-                              </w:rPr>
-                            </w:pPr>
-                          </w:p>
-                        </w:txbxContent>
-                      </wps:txbx>
-                      <wps:bodyPr rot="0" spcFirstLastPara="0" vertOverflow="overflow" horzOverflow="overflow" vert="horz" wrap="square" lIns="91440" tIns="45720" rIns="91440" bIns="45720" numCol="1" spcCol="0" rtlCol="0" fromWordArt="0" anchor="ctr" anchorCtr="0" forceAA="0" compatLnSpc="1">
-                        <a:prstTxWarp prst="textNoShape">
-                          <a:avLst/>
-                        </a:prstTxWarp>
-                        <a:noAutofit/>
-                      </wps:bodyPr>
-                    </wps:wsp>
-                  </a:graphicData>
-                </a:graphic>
-                <wp14:sizeRelH relativeFrom="margin">
-                  <wp14:pctWidth>0</wp14:pctWidth>
-                </wp14:sizeRelH>
-                <wp14:sizeRelV relativeFrom="margin">
-                  <wp14:pctHeight>0</wp14:pctHeight>
-                </wp14:sizeRelV>
-              </wp:anchor>
-            </w:drawing>
-          </mc:Choice>
-          <mc:Fallback>
-            <w:pict>
-              <v:rect w14:anchorId="26E58515" id="_x0000_s1038" style="position:absolute;margin-left:173.5pt;margin-top:22.1pt;width:138.5pt;height:121pt;z-index:251681792;visibility:visible;mso-wrap-style:square;mso-width-percent:0;mso-height-percent:0;mso-wrap-distance-left:9pt;mso-wrap-distance-top:0;mso-wrap-distance-right:9pt;mso-wrap-distance-bottom:0;mso-position-horizontal:absolute;mso-position-horizontal-relative:text;mso-position-vertical:absolute;mso-position-vertical-relative:text;mso-width-percent:0;mso-height-percent:0;mso-width-relative:margin;mso-height-relative:margin;v-text-anchor:middle" o:gfxdata="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" fillcolor="white [3201]" strokecolor="black [3213]" strokeweight="1.5pt">
-                <v:textbox>
-                  <w:txbxContent>
-                    <w:p>
-                      <w:pPr>
-                        <w:jc w:val="center"/>
-                        <w:rPr>
-                          <w:lang w:val="en-US"/>
-                        </w:rPr>
-                      </w:pPr>
-                      <w:r>
-                        <w:rPr>
-                          <w:noProof/>
-                          <w:lang w:val="en-US"/>
-                        </w:rPr>
-                        <w:drawing>
-                          <wp:inline distT="0" distB="0" distL="0" distR="0" wp14:anchorId="4C44CF80" wp14:editId="06D93CFE">
-                            <wp:extent cx="1426210" cy="1426210"/>
-                            <wp:effectExtent l="0" t="0" r="2540" b="2540"/>
-                            <wp:docPr id="306999842" name="Picture 35"/>
-                            <wp:cNvGraphicFramePr>
-                              <a:graphicFrameLocks xmlns:a="http://schemas.openxmlformats.org/drawingml/2006/main" noChangeAspect="1"/>
-                            </wp:cNvGraphicFramePr>
-                            <a:graphic xmlns:a="http://schemas.openxmlformats.org/drawingml/2006/main">
-                              <a:graphicData uri="http://schemas.openxmlformats.org/drawingml/2006/picture">
-                                <pic:pic xmlns:pic="http://schemas.openxmlformats.org/drawingml/2006/picture">
-                                  <pic:nvPicPr>
-                                    <pic:cNvPr id="306999842" name="Picture 306999842"/>
-                                    <pic:cNvPicPr/>
-                                  </pic:nvPicPr>
-                                  <pic:blipFill>
-                                    <a:blip r:embed="rId29">
-                                      <a:extLst>
-                                        <a:ext uri="{28A0092B-C50C-407E-A947-70E740481C1C}">
-                                          <a14:useLocalDpi xmlns:a14="http://schemas.microsoft.com/office/drawing/2010/main" val="0"/>
-                                        </a:ext>
-                                      </a:extLst>
-                                    </a:blip>
-                                    <a:stretch>
-                                      <a:fillRect/>
-                                    </a:stretch>
-                                  </pic:blipFill>
-                                  <pic:spPr>
-                                    <a:xfrm>
-                                      <a:off x="0" y="0"/>
-                                      <a:ext cx="1426210" cy="1426210"/>
-                                    </a:xfrm>
-                                    <a:prstGeom prst="rect">
-                                      <a:avLst/>
-                                    </a:prstGeom>
-                                  </pic:spPr>
-                                </pic:pic>
-                              </a:graphicData>
-                            </a:graphic>
-                          </wp:inline>
-                        </w:drawing>
-                      </w:r>
-                    </w:p>
-                    <w:p>
-                      <w:pPr>
-                        <w:jc w:val="center"/>
-                        <w:rPr>
-                          <w:lang w:val="en-US"/>
-                        </w:rPr>
-                      </w:pPr>
-                    </w:p>
-                    <w:p>
-                      <w:pPr>
-                        <w:jc w:val="center"/>
-                        <w:rPr>
-                          <w:lang w:val="en-US"/>
-                        </w:rPr>
-                      </w:pPr>
-                    </w:p>
-                    <w:p>
-                      <w:pPr>
-                        <w:jc w:val="center"/>
-                        <w:rPr>
-                          <w:lang w:val="en-US"/>
-                        </w:rPr>
-                      </w:pPr>
-                    </w:p>
-                    <w:p>
-                      <w:pPr>
-                        <w:jc w:val="center"/>
-                        <w:rPr>
-                          <w:lang w:val="en-US"/>
-                        </w:rPr>
-                      </w:pPr>
-                    </w:p>
-                    <w:p>
-                      <w:pPr>
-                        <w:jc w:val="center"/>
-                        <w:rPr>
-                          <w:lang w:val="en-US"/>
-                        </w:rPr>
-                      </w:pPr>
-                    </w:p>
-                    <w:p>
-                      <w:pPr>
-                        <w:jc w:val="center"/>
-                        <w:rPr>
-                          <w:lang w:val="en-US"/>
-                        </w:rPr>
-                      </w:pPr>
-                    </w:p>
-                    <w:p>
-                      <w:pPr>
-                        <w:jc w:val="center"/>
-                        <w:rPr>
-                          <w:lang w:val="en-US"/>
-                        </w:rPr>
-                      </w:pPr>
-                    </w:p>
-                    <w:p>
-                      <w:pPr>
-                        <w:jc w:val="center"/>
-                        <w:rPr>
-                          <w:lang w:val="en-US"/>
-                        </w:rPr>
-                      </w:pPr>
-                    </w:p>
-                  </w:txbxContent>
-                </v:textbox>
-              </v:rect>
-            </w:pict>
-          </mc:Fallback>
-        </mc:AlternateContent>
-      </w:r>
-      <w:r>
-        <w:rPr>
-          <w:rFonts w:ascii="Times New Roman" w:hAnsi="Times New Roman" w:cs="Times New Roman"/>
+          <w:lang w:val="en-US"/>
+        </w:rPr>
+        <w:drawing>
+          <wp:anchor distT="0" distB="0" distL="114300" distR="114300" simplePos="0" relativeHeight="251693056" behindDoc="0" locked="0" layoutInCell="1" allowOverlap="1" wp14:anchorId="601997CA" wp14:editId="762FC2EB">
+            <wp:simplePos x="0" y="0"/>
+            <wp:positionH relativeFrom="column">
+              <wp:posOffset>5209953</wp:posOffset>
+            </wp:positionH>
+            <wp:positionV relativeFrom="paragraph">
+              <wp:posOffset>192346</wp:posOffset>
+            </wp:positionV>
+            <wp:extent cx="1754151" cy="2319630"/>
+            <wp:effectExtent l="0" t="0" r="0" b="5080"/>
+            <wp:wrapNone/>
+            <wp:docPr id="1754620023" name="Picture 40"/>
+            <wp:cNvGraphicFramePr>
+              <a:graphicFrameLocks xmlns:a="http://schemas.openxmlformats.org/drawingml/2006/main" noChangeAspect="1"/>
+            </wp:cNvGraphicFramePr>
+            <a:graphic xmlns:a="http://schemas.openxmlformats.org/drawingml/2006/main">
+              <a:graphicData uri="http://schemas.openxmlformats.org/drawingml/2006/picture">
+                <pic:pic xmlns:pic="http://schemas.openxmlformats.org/drawingml/2006/picture">
+                  <pic:nvPicPr>
+                    <pic:cNvPr id="1754620023" name="Picture 1754620023"/>
+                    <pic:cNvPicPr/>
+                  </pic:nvPicPr>
+                  <pic:blipFill rotWithShape="1">
+                    <a:blip r:embed="rId35">
+                      <a:extLst>
+                        <a:ext uri="{BEBA8EAE-BF5A-486C-A8C5-ECC9F3942E4B}">
+                          <a14:imgProps xmlns:a14="http://schemas.microsoft.com/office/drawing/2010/main">
+                            <a14:imgLayer r:embed="rId16">
+                              <a14:imgEffect>
+                                <a14:sharpenSoften amount="50000"/>
+                              </a14:imgEffect>
+                              <a14:imgEffect>
+                                <a14:brightnessContrast bright="40000" contrast="-40000"/>
+                              </a14:imgEffect>
+                            </a14:imgLayer>
+                          </a14:imgProps>
+                        </a:ext>
+                        <a:ext uri="{28A0092B-C50C-407E-A947-70E740481C1C}">
+                          <a14:useLocalDpi xmlns:a14="http://schemas.microsoft.com/office/drawing/2010/main" val="0"/>
+                        </a:ext>
+                      </a:extLst>
+                    </a:blip>
+                    <a:srcRect l="26178" r="12987"/>
+                    <a:stretch>
+                      <a:fillRect/>
+                    </a:stretch>
+                  </pic:blipFill>
+                  <pic:spPr bwMode="auto">
+                    <a:xfrm>
+                      <a:off x="0" y="0"/>
+                      <a:ext cx="1756471" cy="2322698"/>
+                    </a:xfrm>
+                    <a:prstGeom prst="rect">
+                      <a:avLst/>
+                    </a:prstGeom>
+                    <a:ln>
+                      <a:noFill/>
+                    </a:ln>
+                    <a:extLst>
+                      <a:ext uri="{53640926-AAD7-44D8-BBD7-CCE9431645EC}">
+                        <a14:shadowObscured xmlns:a14="http://schemas.microsoft.com/office/drawing/2010/main"/>
+                      </a:ext>
+                    </a:extLst>
+                  </pic:spPr>
+                </pic:pic>
+              </a:graphicData>
+            </a:graphic>
+            <wp14:sizeRelH relativeFrom="margin">
+              <wp14:pctWidth>0</wp14:pctWidth>
+            </wp14:sizeRelH>
+            <wp14:sizeRelV relativeFrom="margin">
+              <wp14:pctHeight>0</wp14:pctHeight>
+            </wp14:sizeRelV>
+          </wp:anchor>
+        </w:drawing>
+      </w:r>
+    </w:p>
+    <w:p>
+      <w:r>
+        <w:rPr>
           <w:noProof/>
-          <w:sz w:val="40"/>
-          <w:szCs w:val="40"/>
-          <w:lang w:val="en-US"/>
-        </w:rPr>
-        <mc:AlternateContent>
-          <mc:Choice Requires="wps">
-            <w:drawing>
-              <wp:anchor distT="0" distB="0" distL="114300" distR="114300" simplePos="0" relativeHeight="251678720" behindDoc="0" locked="0" layoutInCell="1" allowOverlap="1" wp14:anchorId="057CFC4F" wp14:editId="26E80D56">
-                <wp:simplePos x="0" y="0"/>
-                <wp:positionH relativeFrom="column">
-                  <wp:posOffset>184150</wp:posOffset>
-                </wp:positionH>
-                <wp:positionV relativeFrom="paragraph">
-                  <wp:posOffset>280670</wp:posOffset>
-                </wp:positionV>
-                <wp:extent cx="1784350" cy="1536700"/>
-                <wp:effectExtent l="0" t="0" r="25400" b="25400"/>
-                <wp:wrapNone/>
-                <wp:docPr id="1778530335" name="Rectangle 31"/>
-                <wp:cNvGraphicFramePr/>
-                <a:graphic xmlns:a="http://schemas.openxmlformats.org/drawingml/2006/main">
-                  <a:graphicData uri="http://schemas.microsoft.com/office/word/2010/wordprocessingShape">
-                    <wps:wsp>
-                      <wps:cNvSpPr/>
-                      <wps:spPr>
-                        <a:xfrm>
-                          <a:off x="0" y="0"/>
-                          <a:ext cx="1784350" cy="1536700"/>
-                        </a:xfrm>
-                        <a:prstGeom prst="rect">
-                          <a:avLst/>
-                        </a:prstGeom>
-                        <a:ln>
-                          <a:solidFill>
-                            <a:schemeClr val="tx1"/>
-                          </a:solidFill>
-                        </a:ln>
-                      </wps:spPr>
-                      <wps:style>
-                        <a:lnRef idx="2">
-                          <a:schemeClr val="accent6"/>
-                        </a:lnRef>
-                        <a:fillRef idx="1">
-                          <a:schemeClr val="lt1"/>
-                        </a:fillRef>
-                        <a:effectRef idx="0">
-                          <a:schemeClr val="accent6"/>
-                        </a:effectRef>
-                        <a:fontRef idx="minor">
-                          <a:schemeClr val="dk1"/>
-                        </a:fontRef>
-                      </wps:style>
-                      <wps:txbx>
-                        <w:txbxContent>
-                          <w:p>
-                            <w:pPr>
-                              <w:jc w:val="center"/>
-                            </w:pPr>
-                            <w:r>
-                              <w:rPr>
-                                <w:noProof/>
-                              </w:rPr>
-                              <w:drawing>
-                                <wp:inline distT="0" distB="0" distL="0" distR="0" wp14:anchorId="740B40C2" wp14:editId="4BCE363E">
-                                  <wp:extent cx="1720850" cy="1426210"/>
-                                  <wp:effectExtent l="0" t="0" r="0" b="2540"/>
-                                  <wp:docPr id="1293373149" name="Picture 32"/>
-                                  <wp:cNvGraphicFramePr>
-                                    <a:graphicFrameLocks xmlns:a="http://schemas.openxmlformats.org/drawingml/2006/main" noChangeAspect="1"/>
-                                  </wp:cNvGraphicFramePr>
-                                  <a:graphic xmlns:a="http://schemas.openxmlformats.org/drawingml/2006/main">
-                                    <a:graphicData uri="http://schemas.openxmlformats.org/drawingml/2006/picture">
-                                      <pic:pic xmlns:pic="http://schemas.openxmlformats.org/drawingml/2006/picture">
-                                        <pic:nvPicPr>
-                                          <pic:cNvPr id="1293373149" name="Picture 1293373149"/>
-                                          <pic:cNvPicPr/>
-                                        </pic:nvPicPr>
-                                        <pic:blipFill>
-                                          <a:blip r:embed="rId30">
-                                            <a:extLst>
-                                              <a:ext uri="{BEBA8EAE-BF5A-486C-A8C5-ECC9F3942E4B}">
-                                                <a14:imgProps xmlns:a14="http://schemas.microsoft.com/office/drawing/2010/main">
-                                                  <a14:imgLayer r:embed="rId31">
-                                                    <a14:imgEffect>
-                                                      <a14:sharpenSoften amount="50000"/>
-                                                    </a14:imgEffect>
-                                                    <a14:imgEffect>
-                                                      <a14:brightnessContrast bright="40000" contrast="-40000"/>
-                                                    </a14:imgEffect>
-                                                  </a14:imgLayer>
-                                                </a14:imgProps>
-                                              </a:ext>
-                                              <a:ext uri="{28A0092B-C50C-407E-A947-70E740481C1C}">
-                                                <a14:useLocalDpi xmlns:a14="http://schemas.microsoft.com/office/drawing/2010/main" val="0"/>
-                                              </a:ext>
-                                            </a:extLst>
-                                          </a:blip>
-                                          <a:stretch>
-                                            <a:fillRect/>
-                                          </a:stretch>
-                                        </pic:blipFill>
-                                        <pic:spPr>
-                                          <a:xfrm>
-                                            <a:off x="0" y="0"/>
-                                            <a:ext cx="1720850" cy="1426210"/>
-                                          </a:xfrm>
-                                          <a:prstGeom prst="rect">
-                                            <a:avLst/>
-                                          </a:prstGeom>
-                                        </pic:spPr>
-                                      </pic:pic>
-                                    </a:graphicData>
-                                  </a:graphic>
-                                </wp:inline>
-                              </w:drawing>
-                            </w:r>
-                          </w:p>
-                        </w:txbxContent>
-                      </wps:txbx>
-                      <wps:bodyPr rot="0" spcFirstLastPara="0" vertOverflow="overflow" horzOverflow="overflow" vert="horz" wrap="square" lIns="91440" tIns="45720" rIns="91440" bIns="45720" numCol="1" spcCol="0" rtlCol="0" fromWordArt="0" anchor="ctr" anchorCtr="0" forceAA="0" compatLnSpc="1">
-                        <a:prstTxWarp prst="textNoShape">
-                          <a:avLst/>
-                        </a:prstTxWarp>
-                        <a:noAutofit/>
-                      </wps:bodyPr>
-                    </wps:wsp>
-                  </a:graphicData>
-                </a:graphic>
-                <wp14:sizeRelH relativeFrom="margin">
-                  <wp14:pctWidth>0</wp14:pctWidth>
-                </wp14:sizeRelH>
-                <wp14:sizeRelV relativeFrom="margin">
-                  <wp14:pctHeight>0</wp14:pctHeight>
-                </wp14:sizeRelV>
-              </wp:anchor>
-            </w:drawing>
-          </mc:Choice>
-          <mc:Fallback>
-            <w:pict>
-              <v:rect w14:anchorId="057CFC4F" id="_x0000_s1039" style="position:absolute;margin-left:14.5pt;margin-top:22.1pt;width:140.5pt;height:121pt;z-index:251678720;visibility:visible;mso-wrap-style:square;mso-width-percent:0;mso-height-percent:0;mso-wrap-distance-left:9pt;mso-wrap-distance-top:0;mso-wrap-distance-right:9pt;mso-wrap-distance-bottom:0;mso-position-horizontal:absolute;mso-position-horizontal-relative:text;mso-position-vertical:absolute;mso-position-vertical-relative:text;mso-width-percent:0;mso-height-percent:0;mso-width-relative:margin;mso-height-relative:margin;v-text-anchor:middle" o:gfxdata="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" fillcolor="white [3201]" strokecolor="black [3213]" strokeweight="1.5pt">
-                <v:textbox>
-                  <w:txbxContent>
-                    <w:p>
-                      <w:pPr>
-                        <w:jc w:val="center"/>
-                      </w:pPr>
-                      <w:r>
-                        <w:rPr>
-                          <w:noProof/>
-                        </w:rPr>
-                        <w:drawing>
-                          <wp:inline distT="0" distB="0" distL="0" distR="0" wp14:anchorId="740B40C2" wp14:editId="4BCE363E">
-                            <wp:extent cx="1720850" cy="1426210"/>
-                            <wp:effectExtent l="0" t="0" r="0" b="2540"/>
-                            <wp:docPr id="1293373149" name="Picture 32"/>
-                            <wp:cNvGraphicFramePr>
-                              <a:graphicFrameLocks xmlns:a="http://schemas.openxmlformats.org/drawingml/2006/main" noChangeAspect="1"/>
-                            </wp:cNvGraphicFramePr>
-                            <a:graphic xmlns:a="http://schemas.openxmlformats.org/drawingml/2006/main">
-                              <a:graphicData uri="http://schemas.openxmlformats.org/drawingml/2006/picture">
-                                <pic:pic xmlns:pic="http://schemas.openxmlformats.org/drawingml/2006/picture">
-                                  <pic:nvPicPr>
-                                    <pic:cNvPr id="1293373149" name="Picture 1293373149"/>
-                                    <pic:cNvPicPr/>
-                                  </pic:nvPicPr>
-                                  <pic:blipFill>
-                                    <a:blip r:embed="rId30">
-                                      <a:extLst>
-                                        <a:ext uri="{BEBA8EAE-BF5A-486C-A8C5-ECC9F3942E4B}">
-                                          <a14:imgProps xmlns:a14="http://schemas.microsoft.com/office/drawing/2010/main">
-                                            <a14:imgLayer r:embed="rId31">
-                                              <a14:imgEffect>
-                                                <a14:sharpenSoften amount="50000"/>
-                                              </a14:imgEffect>
-                                              <a14:imgEffect>
-                                                <a14:brightnessContrast bright="40000" contrast="-40000"/>
-                                              </a14:imgEffect>
-                                            </a14:imgLayer>
-                                          </a14:imgProps>
-                                        </a:ext>
-                                        <a:ext uri="{28A0092B-C50C-407E-A947-70E740481C1C}">
-                                          <a14:useLocalDpi xmlns:a14="http://schemas.microsoft.com/office/drawing/2010/main" val="0"/>
-                                        </a:ext>
-                                      </a:extLst>
-                                    </a:blip>
-                                    <a:stretch>
-                                      <a:fillRect/>
-                                    </a:stretch>
-                                  </pic:blipFill>
-                                  <pic:spPr>
-                                    <a:xfrm>
-                                      <a:off x="0" y="0"/>
-                                      <a:ext cx="1720850" cy="1426210"/>
-                                    </a:xfrm>
-                                    <a:prstGeom prst="rect">
-                                      <a:avLst/>
-                                    </a:prstGeom>
-                                  </pic:spPr>
-                                </pic:pic>
-                              </a:graphicData>
-                            </a:graphic>
-                          </wp:inline>
-                        </w:drawing>
-                      </w:r>
-                    </w:p>
-                  </w:txbxContent>
-                </v:textbox>
-              </v:rect>
-            </w:pict>
-          </mc:Fallback>
-        </mc:AlternateContent>
-      </w:r>
-    </w:p>
-    <w:p>
-      <w:pPr>
-        <w:rPr>
-          <w:rFonts w:ascii="Times New Roman" w:hAnsi="Times New Roman" w:cs="Times New Roman"/>
-          <w:sz w:val="40"/>
-          <w:szCs w:val="40"/>
-          <w:lang w:val="en-US"/>
-        </w:rPr>
-      </w:pPr>
-      <w:r>
-        <w:rPr>
-          <w:rFonts w:ascii="Times New Roman" w:hAnsi="Times New Roman" w:cs="Times New Roman"/>
-          <w:noProof/>
-          <w:sz w:val="40"/>
-          <w:szCs w:val="40"/>
-          <w:lang w:val="en-US"/>
-        </w:rPr>
-        <mc:AlternateContent>
-          <mc:Choice Requires="wps">
-            <w:drawing>
-              <wp:anchor distT="0" distB="0" distL="114300" distR="114300" simplePos="0" relativeHeight="251679744" behindDoc="0" locked="0" layoutInCell="1" allowOverlap="1" wp14:anchorId="2F545D48" wp14:editId="528B601B">
-                <wp:simplePos x="0" y="0"/>
-                <wp:positionH relativeFrom="column">
-                  <wp:posOffset>387350</wp:posOffset>
-                </wp:positionH>
-                <wp:positionV relativeFrom="paragraph">
-                  <wp:posOffset>1993265</wp:posOffset>
-                </wp:positionV>
-                <wp:extent cx="1816100" cy="1651000"/>
-                <wp:effectExtent l="0" t="0" r="12700" b="25400"/>
-                <wp:wrapNone/>
-                <wp:docPr id="1462963692" name="Rectangle 31"/>
-                <wp:cNvGraphicFramePr/>
-                <a:graphic xmlns:a="http://schemas.openxmlformats.org/drawingml/2006/main">
-                  <a:graphicData uri="http://schemas.microsoft.com/office/word/2010/wordprocessingShape">
-                    <wps:wsp>
-                      <wps:cNvSpPr/>
-                      <wps:spPr>
-                        <a:xfrm>
-                          <a:off x="0" y="0"/>
-                          <a:ext cx="1816100" cy="1651000"/>
-                        </a:xfrm>
-                        <a:prstGeom prst="rect">
-                          <a:avLst/>
-                        </a:prstGeom>
-                        <a:ln>
-                          <a:solidFill>
-                            <a:schemeClr val="tx1"/>
-                          </a:solidFill>
-                        </a:ln>
-                      </wps:spPr>
-                      <wps:style>
-                        <a:lnRef idx="2">
-                          <a:schemeClr val="accent6"/>
-                        </a:lnRef>
-                        <a:fillRef idx="1">
-                          <a:schemeClr val="lt1"/>
-                        </a:fillRef>
-                        <a:effectRef idx="0">
-                          <a:schemeClr val="accent6"/>
-                        </a:effectRef>
-                        <a:fontRef idx="minor">
-                          <a:schemeClr val="dk1"/>
-                        </a:fontRef>
-                      </wps:style>
-                      <wps:txbx>
-                        <w:txbxContent>
-                          <w:p>
-                            <w:pPr>
-                              <w:jc w:val="center"/>
-                              <w:rPr>
-                                <w:lang w:val="en-US"/>
-                              </w:rPr>
-                            </w:pPr>
-                            <w:r>
-                              <w:rPr>
-                                <w:noProof/>
-                                <w:lang w:val="en-US"/>
-                              </w:rPr>
-                              <w:drawing>
-                                <wp:inline distT="0" distB="0" distL="0" distR="0" wp14:anchorId="3FD6F828" wp14:editId="4A8EA113">
-                                  <wp:extent cx="1614170" cy="1479550"/>
-                                  <wp:effectExtent l="0" t="0" r="5080" b="6350"/>
-                                  <wp:docPr id="1754620023" name="Picture 40"/>
-                                  <wp:cNvGraphicFramePr>
-                                    <a:graphicFrameLocks xmlns:a="http://schemas.openxmlformats.org/drawingml/2006/main" noChangeAspect="1"/>
-                                  </wp:cNvGraphicFramePr>
-                                  <a:graphic xmlns:a="http://schemas.openxmlformats.org/drawingml/2006/main">
-                                    <a:graphicData uri="http://schemas.openxmlformats.org/drawingml/2006/picture">
-                                      <pic:pic xmlns:pic="http://schemas.openxmlformats.org/drawingml/2006/picture">
-                                        <pic:nvPicPr>
-                                          <pic:cNvPr id="1754620023" name="Picture 1754620023"/>
-                                          <pic:cNvPicPr/>
-                                        </pic:nvPicPr>
-                                        <pic:blipFill>
-                                          <a:blip r:embed="rId32">
-                                            <a:extLst>
-                                              <a:ext uri="{BEBA8EAE-BF5A-486C-A8C5-ECC9F3942E4B}">
-                                                <a14:imgProps xmlns:a14="http://schemas.microsoft.com/office/drawing/2010/main">
-                                                  <a14:imgLayer r:embed="rId16">
-                                                    <a14:imgEffect>
-                                                      <a14:sharpenSoften amount="50000"/>
-                                                    </a14:imgEffect>
-                                                    <a14:imgEffect>
-                                                      <a14:brightnessContrast bright="40000" contrast="-40000"/>
-                                                    </a14:imgEffect>
-                                                  </a14:imgLayer>
-                                                </a14:imgProps>
-                                              </a:ext>
-                                              <a:ext uri="{28A0092B-C50C-407E-A947-70E740481C1C}">
-                                                <a14:useLocalDpi xmlns:a14="http://schemas.microsoft.com/office/drawing/2010/main" val="0"/>
-                                              </a:ext>
-                                            </a:extLst>
-                                          </a:blip>
-                                          <a:stretch>
-                                            <a:fillRect/>
-                                          </a:stretch>
-                                        </pic:blipFill>
-                                        <pic:spPr>
-                                          <a:xfrm>
-                                            <a:off x="0" y="0"/>
-                                            <a:ext cx="1614170" cy="1479550"/>
-                                          </a:xfrm>
-                                          <a:prstGeom prst="rect">
-                                            <a:avLst/>
-                                          </a:prstGeom>
-                                        </pic:spPr>
-                                      </pic:pic>
-                                    </a:graphicData>
-                                  </a:graphic>
-                                </wp:inline>
-                              </w:drawing>
-                            </w:r>
-                          </w:p>
-                          <w:p>
-                            <w:pPr>
-                              <w:jc w:val="center"/>
-                              <w:rPr>
-                                <w:lang w:val="en-US"/>
-                              </w:rPr>
-                            </w:pPr>
-                          </w:p>
-                          <w:p>
-                            <w:pPr>
-                              <w:jc w:val="center"/>
-                              <w:rPr>
-                                <w:rFonts w:ascii="Times New Roman" w:hAnsi="Times New Roman" w:cs="Times New Roman"/>
-                                <w:sz w:val="40"/>
-                                <w:szCs w:val="40"/>
-                                <w:lang w:val="en-US"/>
-                              </w:rPr>
-                            </w:pPr>
-                          </w:p>
-                          <w:p>
-                            <w:pPr>
-                              <w:jc w:val="center"/>
-                              <w:rPr>
-                                <w:lang w:val="en-US"/>
-                              </w:rPr>
-                            </w:pPr>
-                          </w:p>
-                          <w:p>
-                            <w:pPr>
-                              <w:jc w:val="center"/>
-                              <w:rPr>
-                                <w:lang w:val="en-US"/>
-                              </w:rPr>
-                            </w:pPr>
-                          </w:p>
-                          <w:p>
-                            <w:pPr>
-                              <w:jc w:val="center"/>
-                              <w:rPr>
-                                <w:lang w:val="en-US"/>
-                              </w:rPr>
-                            </w:pPr>
-                          </w:p>
-                          <w:p>
-                            <w:pPr>
-                              <w:jc w:val="center"/>
-                              <w:rPr>
-                                <w:lang w:val="en-US"/>
-                              </w:rPr>
-                            </w:pPr>
-                          </w:p>
-                          <w:p>
-                            <w:pPr>
-                              <w:jc w:val="center"/>
-                              <w:rPr>
-                                <w:lang w:val="en-US"/>
-                              </w:rPr>
-                            </w:pPr>
-                          </w:p>
-                          <w:p>
-                            <w:pPr>
-                              <w:jc w:val="center"/>
-                              <w:rPr>
-                                <w:lang w:val="en-US"/>
-                              </w:rPr>
-                            </w:pPr>
-                          </w:p>
-                          <w:p>
-                            <w:pPr>
-                              <w:jc w:val="center"/>
-                              <w:rPr>
-                                <w:lang w:val="en-US"/>
-                              </w:rPr>
-                            </w:pPr>
-                          </w:p>
-                          <w:p>
-                            <w:pPr>
-                              <w:jc w:val="center"/>
-                              <w:rPr>
-                                <w:lang w:val="en-US"/>
-                              </w:rPr>
-                            </w:pPr>
-                            <w:r>
-                              <w:rPr>
-                                <w:noProof/>
-                                <w:lang w:val="en-US"/>
-                              </w:rPr>
-                              <w:drawing>
-                                <wp:inline distT="0" distB="0" distL="0" distR="0" wp14:anchorId="19040846" wp14:editId="4ABE26FE">
-                                  <wp:extent cx="1614170" cy="906145"/>
-                                  <wp:effectExtent l="0" t="0" r="5080" b="8255"/>
-                                  <wp:docPr id="1828482967" name="Picture 33"/>
-                                  <wp:cNvGraphicFramePr>
-                                    <a:graphicFrameLocks xmlns:a="http://schemas.openxmlformats.org/drawingml/2006/main" noChangeAspect="1"/>
-                                  </wp:cNvGraphicFramePr>
-                                  <a:graphic xmlns:a="http://schemas.openxmlformats.org/drawingml/2006/main">
-                                    <a:graphicData uri="http://schemas.openxmlformats.org/drawingml/2006/picture">
-                                      <pic:pic xmlns:pic="http://schemas.openxmlformats.org/drawingml/2006/picture">
-                                        <pic:nvPicPr>
-                                          <pic:cNvPr id="1828482967" name="Picture 1828482967"/>
-                                          <pic:cNvPicPr/>
-                                        </pic:nvPicPr>
-                                        <pic:blipFill>
-                                          <a:blip r:embed="rId28">
-                                            <a:extLst>
-                                              <a:ext uri="{28A0092B-C50C-407E-A947-70E740481C1C}">
-                                                <a14:useLocalDpi xmlns:a14="http://schemas.microsoft.com/office/drawing/2010/main" val="0"/>
-                                              </a:ext>
-                                            </a:extLst>
-                                          </a:blip>
-                                          <a:stretch>
-                                            <a:fillRect/>
-                                          </a:stretch>
-                                        </pic:blipFill>
-                                        <pic:spPr>
-                                          <a:xfrm>
-                                            <a:off x="0" y="0"/>
-                                            <a:ext cx="1614170" cy="906145"/>
-                                          </a:xfrm>
-                                          <a:prstGeom prst="rect">
-                                            <a:avLst/>
-                                          </a:prstGeom>
-                                        </pic:spPr>
-                                      </pic:pic>
-                                    </a:graphicData>
-                                  </a:graphic>
-                                </wp:inline>
-                              </w:drawing>
-                            </w:r>
-                            <w:r>
-                              <w:rPr>
-                                <w:noProof/>
-                                <w:lang w:val="en-US"/>
-                              </w:rPr>
-                              <w:drawing>
-                                <wp:inline distT="0" distB="0" distL="0" distR="0" wp14:anchorId="7BEAB5A3" wp14:editId="76472679">
-                                  <wp:extent cx="1614170" cy="906145"/>
-                                  <wp:effectExtent l="0" t="0" r="5080" b="8255"/>
-                                  <wp:docPr id="766898672" name="Picture 37"/>
-                                  <wp:cNvGraphicFramePr>
-                                    <a:graphicFrameLocks xmlns:a="http://schemas.openxmlformats.org/drawingml/2006/main" noChangeAspect="1"/>
-                                  </wp:cNvGraphicFramePr>
-                                  <a:graphic xmlns:a="http://schemas.openxmlformats.org/drawingml/2006/main">
-                                    <a:graphicData uri="http://schemas.openxmlformats.org/drawingml/2006/picture">
-                                      <pic:pic xmlns:pic="http://schemas.openxmlformats.org/drawingml/2006/picture">
-                                        <pic:nvPicPr>
-                                          <pic:cNvPr id="766898672" name="Picture 766898672"/>
-                                          <pic:cNvPicPr/>
-                                        </pic:nvPicPr>
-                                        <pic:blipFill>
-                                          <a:blip r:embed="rId33">
-                                            <a:extLst>
-                                              <a:ext uri="{28A0092B-C50C-407E-A947-70E740481C1C}">
-                                                <a14:useLocalDpi xmlns:a14="http://schemas.microsoft.com/office/drawing/2010/main" val="0"/>
-                                              </a:ext>
-                                            </a:extLst>
-                                          </a:blip>
-                                          <a:stretch>
-                                            <a:fillRect/>
-                                          </a:stretch>
-                                        </pic:blipFill>
-                                        <pic:spPr>
-                                          <a:xfrm>
-                                            <a:off x="0" y="0"/>
-                                            <a:ext cx="1614170" cy="906145"/>
-                                          </a:xfrm>
-                                          <a:prstGeom prst="rect">
-                                            <a:avLst/>
-                                          </a:prstGeom>
-                                        </pic:spPr>
-                                      </pic:pic>
-                                    </a:graphicData>
-                                  </a:graphic>
-                                </wp:inline>
-                              </w:drawing>
-                            </w:r>
-                            <w:r>
-                              <w:rPr>
-                                <w:noProof/>
-                                <w:lang w:val="en-US"/>
-                              </w:rPr>
-                              <w:drawing>
-                                <wp:inline distT="0" distB="0" distL="0" distR="0" wp14:anchorId="229BDE54" wp14:editId="50AD056C">
-                                  <wp:extent cx="1614170" cy="906145"/>
-                                  <wp:effectExtent l="0" t="0" r="5080" b="8255"/>
-                                  <wp:docPr id="677476459" name="Picture 38"/>
-                                  <wp:cNvGraphicFramePr>
-                                    <a:graphicFrameLocks xmlns:a="http://schemas.openxmlformats.org/drawingml/2006/main" noChangeAspect="1"/>
-                                  </wp:cNvGraphicFramePr>
-                                  <a:graphic xmlns:a="http://schemas.openxmlformats.org/drawingml/2006/main">
-                                    <a:graphicData uri="http://schemas.openxmlformats.org/drawingml/2006/picture">
-                                      <pic:pic xmlns:pic="http://schemas.openxmlformats.org/drawingml/2006/picture">
-                                        <pic:nvPicPr>
-                                          <pic:cNvPr id="677476459" name="Picture 677476459"/>
-                                          <pic:cNvPicPr/>
-                                        </pic:nvPicPr>
-                                        <pic:blipFill>
-                                          <a:blip r:embed="rId33">
-                                            <a:extLst>
-                                              <a:ext uri="{28A0092B-C50C-407E-A947-70E740481C1C}">
-                                                <a14:useLocalDpi xmlns:a14="http://schemas.microsoft.com/office/drawing/2010/main" val="0"/>
-                                              </a:ext>
-                                            </a:extLst>
-                                          </a:blip>
-                                          <a:stretch>
-                                            <a:fillRect/>
-                                          </a:stretch>
-                                        </pic:blipFill>
-                                        <pic:spPr>
-                                          <a:xfrm>
-                                            <a:off x="0" y="0"/>
-                                            <a:ext cx="1614170" cy="906145"/>
-                                          </a:xfrm>
-                                          <a:prstGeom prst="rect">
-                                            <a:avLst/>
-                                          </a:prstGeom>
-                                        </pic:spPr>
-                                      </pic:pic>
-                                    </a:graphicData>
-                                  </a:graphic>
-                                </wp:inline>
-                              </w:drawing>
-                            </w:r>
-                            <w:r>
-                              <w:rPr>
-                                <w:noProof/>
-                                <w:lang w:val="en-US"/>
-                              </w:rPr>
-                              <w:drawing>
-                                <wp:inline distT="0" distB="0" distL="0" distR="0" wp14:anchorId="18B5CFF6" wp14:editId="11F7CE09">
-                                  <wp:extent cx="1614170" cy="906145"/>
-                                  <wp:effectExtent l="0" t="0" r="5080" b="8255"/>
-                                  <wp:docPr id="787298246" name="Picture 39"/>
-                                  <wp:cNvGraphicFramePr>
-                                    <a:graphicFrameLocks xmlns:a="http://schemas.openxmlformats.org/drawingml/2006/main" noChangeAspect="1"/>
-                                  </wp:cNvGraphicFramePr>
-                                  <a:graphic xmlns:a="http://schemas.openxmlformats.org/drawingml/2006/main">
-                                    <a:graphicData uri="http://schemas.openxmlformats.org/drawingml/2006/picture">
-                                      <pic:pic xmlns:pic="http://schemas.openxmlformats.org/drawingml/2006/picture">
-                                        <pic:nvPicPr>
-                                          <pic:cNvPr id="787298246" name="Picture 787298246"/>
-                                          <pic:cNvPicPr/>
-                                        </pic:nvPicPr>
-                                        <pic:blipFill>
-                                          <a:blip r:embed="rId33">
-                                            <a:extLst>
-                                              <a:ext uri="{28A0092B-C50C-407E-A947-70E740481C1C}">
-                                                <a14:useLocalDpi xmlns:a14="http://schemas.microsoft.com/office/drawing/2010/main" val="0"/>
-                                              </a:ext>
-                                            </a:extLst>
-                                          </a:blip>
-                                          <a:stretch>
-                                            <a:fillRect/>
-                                          </a:stretch>
-                                        </pic:blipFill>
-                                        <pic:spPr>
-                                          <a:xfrm>
-                                            <a:off x="0" y="0"/>
-                                            <a:ext cx="1614170" cy="906145"/>
-                                          </a:xfrm>
-                                          <a:prstGeom prst="rect">
-                                            <a:avLst/>
-                                          </a:prstGeom>
-                                        </pic:spPr>
-                                      </pic:pic>
-                                    </a:graphicData>
-                                  </a:graphic>
-                                </wp:inline>
-                              </w:drawing>
-                            </w:r>
-                          </w:p>
-                        </w:txbxContent>
-                      </wps:txbx>
-                      <wps:bodyPr rot="0" spcFirstLastPara="0" vertOverflow="overflow" horzOverflow="overflow" vert="horz" wrap="square" lIns="91440" tIns="45720" rIns="91440" bIns="45720" numCol="1" spcCol="0" rtlCol="0" fromWordArt="0" anchor="ctr" anchorCtr="0" forceAA="0" compatLnSpc="1">
-                        <a:prstTxWarp prst="textNoShape">
-                          <a:avLst/>
-                        </a:prstTxWarp>
-                        <a:noAutofit/>
-                      </wps:bodyPr>
-                    </wps:wsp>
-                  </a:graphicData>
-                </a:graphic>
-                <wp14:sizeRelH relativeFrom="margin">
-                  <wp14:pctWidth>0</wp14:pctWidth>
-                </wp14:sizeRelH>
-                <wp14:sizeRelV relativeFrom="margin">
-                  <wp14:pctHeight>0</wp14:pctHeight>
-                </wp14:sizeRelV>
-              </wp:anchor>
-            </w:drawing>
-          </mc:Choice>
-          <mc:Fallback>
-            <w:pict>
-              <v:rect w14:anchorId="2F545D48" id="_x0000_s1040" style="position:absolute;margin-left:30.5pt;margin-top:156.95pt;width:143pt;height:130pt;z-index:251679744;visibility:visible;mso-wrap-style:square;mso-width-percent:0;mso-height-percent:0;mso-wrap-distance-left:9pt;mso-wrap-distance-top:0;mso-wrap-distance-right:9pt;mso-wrap-distance-bottom:0;mso-position-horizontal:absolute;mso-position-horizontal-relative:text;mso-position-vertical:absolute;mso-position-vertical-relative:text;mso-width-percent:0;mso-height-percent:0;mso-width-relative:margin;mso-height-relative:margin;v-text-anchor:middle" o:gfxdata="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" fillcolor="white [3201]" strokecolor="black [3213]" strokeweight="1.5pt">
-                <v:textbox>
-                  <w:txbxContent>
-                    <w:p>
-                      <w:pPr>
-                        <w:jc w:val="center"/>
-                        <w:rPr>
-                          <w:lang w:val="en-US"/>
-                        </w:rPr>
-                      </w:pPr>
-                      <w:r>
-                        <w:rPr>
-                          <w:noProof/>
-                          <w:lang w:val="en-US"/>
-                        </w:rPr>
-                        <w:drawing>
-                          <wp:inline distT="0" distB="0" distL="0" distR="0" wp14:anchorId="3FD6F828" wp14:editId="4A8EA113">
-                            <wp:extent cx="1614170" cy="1479550"/>
-                            <wp:effectExtent l="0" t="0" r="5080" b="6350"/>
-                            <wp:docPr id="1754620023" name="Picture 40"/>
-                            <wp:cNvGraphicFramePr>
-                              <a:graphicFrameLocks xmlns:a="http://schemas.openxmlformats.org/drawingml/2006/main" noChangeAspect="1"/>
-                            </wp:cNvGraphicFramePr>
-                            <a:graphic xmlns:a="http://schemas.openxmlformats.org/drawingml/2006/main">
-                              <a:graphicData uri="http://schemas.openxmlformats.org/drawingml/2006/picture">
-                                <pic:pic xmlns:pic="http://schemas.openxmlformats.org/drawingml/2006/picture">
-                                  <pic:nvPicPr>
-                                    <pic:cNvPr id="1754620023" name="Picture 1754620023"/>
-                                    <pic:cNvPicPr/>
-                                  </pic:nvPicPr>
-                                  <pic:blipFill>
-                                    <a:blip r:embed="rId32">
-                                      <a:extLst>
-                                        <a:ext uri="{BEBA8EAE-BF5A-486C-A8C5-ECC9F3942E4B}">
-                                          <a14:imgProps xmlns:a14="http://schemas.microsoft.com/office/drawing/2010/main">
-                                            <a14:imgLayer r:embed="rId16">
-                                              <a14:imgEffect>
-                                                <a14:sharpenSoften amount="50000"/>
-                                              </a14:imgEffect>
-                                              <a14:imgEffect>
-                                                <a14:brightnessContrast bright="40000" contrast="-40000"/>
-                                              </a14:imgEffect>
-                                            </a14:imgLayer>
-                                          </a14:imgProps>
-                                        </a:ext>
-                                        <a:ext uri="{28A0092B-C50C-407E-A947-70E740481C1C}">
-                                          <a14:useLocalDpi xmlns:a14="http://schemas.microsoft.com/office/drawing/2010/main" val="0"/>
-                                        </a:ext>
-                                      </a:extLst>
-                                    </a:blip>
-                                    <a:stretch>
-                                      <a:fillRect/>
-                                    </a:stretch>
-                                  </pic:blipFill>
-                                  <pic:spPr>
-                                    <a:xfrm>
-                                      <a:off x="0" y="0"/>
-                                      <a:ext cx="1614170" cy="1479550"/>
-                                    </a:xfrm>
-                                    <a:prstGeom prst="rect">
-                                      <a:avLst/>
-                                    </a:prstGeom>
-                                  </pic:spPr>
-                                </pic:pic>
-                              </a:graphicData>
-                            </a:graphic>
-                          </wp:inline>
-                        </w:drawing>
-                      </w:r>
-                    </w:p>
-                    <w:p>
-                      <w:pPr>
-                        <w:jc w:val="center"/>
-                        <w:rPr>
-                          <w:lang w:val="en-US"/>
-                        </w:rPr>
-                      </w:pPr>
-                    </w:p>
-                    <w:p>
-                      <w:pPr>
-                        <w:jc w:val="center"/>
-                        <w:rPr>
-                          <w:rFonts w:ascii="Times New Roman" w:hAnsi="Times New Roman" w:cs="Times New Roman"/>
-                          <w:sz w:val="40"/>
-                          <w:szCs w:val="40"/>
-                          <w:lang w:val="en-US"/>
-                        </w:rPr>
-                      </w:pPr>
-                    </w:p>
-                    <w:p>
-                      <w:pPr>
-                        <w:jc w:val="center"/>
-                        <w:rPr>
-                          <w:lang w:val="en-US"/>
-                        </w:rPr>
-                      </w:pPr>
-                    </w:p>
-                    <w:p>
-                      <w:pPr>
-                        <w:jc w:val="center"/>
-                        <w:rPr>
-                          <w:lang w:val="en-US"/>
-                        </w:rPr>
-                      </w:pPr>
-                    </w:p>
-                    <w:p>
-                      <w:pPr>
-                        <w:jc w:val="center"/>
-                        <w:rPr>
-                          <w:lang w:val="en-US"/>
-                        </w:rPr>
-                      </w:pPr>
-                    </w:p>
-                    <w:p>
-                      <w:pPr>
-                        <w:jc w:val="center"/>
-                        <w:rPr>
-                          <w:lang w:val="en-US"/>
-                        </w:rPr>
-                      </w:pPr>
-                    </w:p>
-                    <w:p>
-                      <w:pPr>
-                        <w:jc w:val="center"/>
-                        <w:rPr>
-                          <w:lang w:val="en-US"/>
-                        </w:rPr>
-                      </w:pPr>
-                    </w:p>
-                    <w:p>
-                      <w:pPr>
-                        <w:jc w:val="center"/>
-                        <w:rPr>
-                          <w:lang w:val="en-US"/>
-                        </w:rPr>
-                      </w:pPr>
-                    </w:p>
-                    <w:p>
-                      <w:pPr>
-                        <w:jc w:val="center"/>
-                        <w:rPr>
-                          <w:lang w:val="en-US"/>
-                        </w:rPr>
-                      </w:pPr>
-                    </w:p>
-                    <w:p>
-                      <w:pPr>
-                        <w:jc w:val="center"/>
-                        <w:rPr>
-                          <w:lang w:val="en-US"/>
-                        </w:rPr>
-                      </w:pPr>
-                      <w:r>
-                        <w:rPr>
-                          <w:noProof/>
-                          <w:lang w:val="en-US"/>
-                        </w:rPr>
-                        <w:drawing>
-                          <wp:inline distT="0" distB="0" distL="0" distR="0" wp14:anchorId="19040846" wp14:editId="4ABE26FE">
-                            <wp:extent cx="1614170" cy="906145"/>
-                            <wp:effectExtent l="0" t="0" r="5080" b="8255"/>
-                            <wp:docPr id="1828482967" name="Picture 33"/>
-                            <wp:cNvGraphicFramePr>
-                              <a:graphicFrameLocks xmlns:a="http://schemas.openxmlformats.org/drawingml/2006/main" noChangeAspect="1"/>
-                            </wp:cNvGraphicFramePr>
-                            <a:graphic xmlns:a="http://schemas.openxmlformats.org/drawingml/2006/main">
-                              <a:graphicData uri="http://schemas.openxmlformats.org/drawingml/2006/picture">
-                                <pic:pic xmlns:pic="http://schemas.openxmlformats.org/drawingml/2006/picture">
-                                  <pic:nvPicPr>
-                                    <pic:cNvPr id="1828482967" name="Picture 1828482967"/>
-                                    <pic:cNvPicPr/>
-                                  </pic:nvPicPr>
-                                  <pic:blipFill>
-                                    <a:blip r:embed="rId28">
-                                      <a:extLst>
-                                        <a:ext uri="{28A0092B-C50C-407E-A947-70E740481C1C}">
-                                          <a14:useLocalDpi xmlns:a14="http://schemas.microsoft.com/office/drawing/2010/main" val="0"/>
-                                        </a:ext>
-                                      </a:extLst>
-                                    </a:blip>
-                                    <a:stretch>
-                                      <a:fillRect/>
-                                    </a:stretch>
-                                  </pic:blipFill>
-                                  <pic:spPr>
-                                    <a:xfrm>
-                                      <a:off x="0" y="0"/>
-                                      <a:ext cx="1614170" cy="906145"/>
-                                    </a:xfrm>
-                                    <a:prstGeom prst="rect">
-                                      <a:avLst/>
-                                    </a:prstGeom>
-                                  </pic:spPr>
-                                </pic:pic>
-                              </a:graphicData>
-                            </a:graphic>
-                          </wp:inline>
-                        </w:drawing>
-                      </w:r>
-                      <w:r>
-                        <w:rPr>
-                          <w:noProof/>
-                          <w:lang w:val="en-US"/>
-                        </w:rPr>
-                        <w:drawing>
-                          <wp:inline distT="0" distB="0" distL="0" distR="0" wp14:anchorId="7BEAB5A3" wp14:editId="76472679">
-                            <wp:extent cx="1614170" cy="906145"/>
-                            <wp:effectExtent l="0" t="0" r="5080" b="8255"/>
-                            <wp:docPr id="766898672" name="Picture 37"/>
-                            <wp:cNvGraphicFramePr>
-                              <a:graphicFrameLocks xmlns:a="http://schemas.openxmlformats.org/drawingml/2006/main" noChangeAspect="1"/>
-                            </wp:cNvGraphicFramePr>
-                            <a:graphic xmlns:a="http://schemas.openxmlformats.org/drawingml/2006/main">
-                              <a:graphicData uri="http://schemas.openxmlformats.org/drawingml/2006/picture">
-                                <pic:pic xmlns:pic="http://schemas.openxmlformats.org/drawingml/2006/picture">
-                                  <pic:nvPicPr>
-                                    <pic:cNvPr id="766898672" name="Picture 766898672"/>
-                                    <pic:cNvPicPr/>
-                                  </pic:nvPicPr>
-                                  <pic:blipFill>
-                                    <a:blip r:embed="rId33">
-                                      <a:extLst>
-                                        <a:ext uri="{28A0092B-C50C-407E-A947-70E740481C1C}">
-                                          <a14:useLocalDpi xmlns:a14="http://schemas.microsoft.com/office/drawing/2010/main" val="0"/>
-                                        </a:ext>
-                                      </a:extLst>
-                                    </a:blip>
-                                    <a:stretch>
-                                      <a:fillRect/>
-                                    </a:stretch>
-                                  </pic:blipFill>
-                                  <pic:spPr>
-                                    <a:xfrm>
-                                      <a:off x="0" y="0"/>
-                                      <a:ext cx="1614170" cy="906145"/>
-                                    </a:xfrm>
-                                    <a:prstGeom prst="rect">
-                                      <a:avLst/>
-                                    </a:prstGeom>
-                                  </pic:spPr>
-                                </pic:pic>
-                              </a:graphicData>
-                            </a:graphic>
-                          </wp:inline>
-                        </w:drawing>
-                      </w:r>
-                      <w:r>
-                        <w:rPr>
-                          <w:noProof/>
-                          <w:lang w:val="en-US"/>
-                        </w:rPr>
-                        <w:drawing>
-                          <wp:inline distT="0" distB="0" distL="0" distR="0" wp14:anchorId="229BDE54" wp14:editId="50AD056C">
-                            <wp:extent cx="1614170" cy="906145"/>
-                            <wp:effectExtent l="0" t="0" r="5080" b="8255"/>
-                            <wp:docPr id="677476459" name="Picture 38"/>
-                            <wp:cNvGraphicFramePr>
-                              <a:graphicFrameLocks xmlns:a="http://schemas.openxmlformats.org/drawingml/2006/main" noChangeAspect="1"/>
-                            </wp:cNvGraphicFramePr>
-                            <a:graphic xmlns:a="http://schemas.openxmlformats.org/drawingml/2006/main">
-                              <a:graphicData uri="http://schemas.openxmlformats.org/drawingml/2006/picture">
-                                <pic:pic xmlns:pic="http://schemas.openxmlformats.org/drawingml/2006/picture">
-                                  <pic:nvPicPr>
-                                    <pic:cNvPr id="677476459" name="Picture 677476459"/>
-                                    <pic:cNvPicPr/>
-                                  </pic:nvPicPr>
-                                  <pic:blipFill>
-                                    <a:blip r:embed="rId33">
-                                      <a:extLst>
-                                        <a:ext uri="{28A0092B-C50C-407E-A947-70E740481C1C}">
-                                          <a14:useLocalDpi xmlns:a14="http://schemas.microsoft.com/office/drawing/2010/main" val="0"/>
-                                        </a:ext>
-                                      </a:extLst>
-                                    </a:blip>
-                                    <a:stretch>
-                                      <a:fillRect/>
-                                    </a:stretch>
-                                  </pic:blipFill>
-                                  <pic:spPr>
-                                    <a:xfrm>
-                                      <a:off x="0" y="0"/>
-                                      <a:ext cx="1614170" cy="906145"/>
-                                    </a:xfrm>
-                                    <a:prstGeom prst="rect">
-                                      <a:avLst/>
-                                    </a:prstGeom>
-                                  </pic:spPr>
-                                </pic:pic>
-                              </a:graphicData>
-                            </a:graphic>
-                          </wp:inline>
-                        </w:drawing>
-                      </w:r>
-                      <w:r>
-                        <w:rPr>
-                          <w:noProof/>
-                          <w:lang w:val="en-US"/>
-                        </w:rPr>
-                        <w:drawing>
-                          <wp:inline distT="0" distB="0" distL="0" distR="0" wp14:anchorId="18B5CFF6" wp14:editId="11F7CE09">
-                            <wp:extent cx="1614170" cy="906145"/>
-                            <wp:effectExtent l="0" t="0" r="5080" b="8255"/>
-                            <wp:docPr id="787298246" name="Picture 39"/>
-                            <wp:cNvGraphicFramePr>
-                              <a:graphicFrameLocks xmlns:a="http://schemas.openxmlformats.org/drawingml/2006/main" noChangeAspect="1"/>
-                            </wp:cNvGraphicFramePr>
-                            <a:graphic xmlns:a="http://schemas.openxmlformats.org/drawingml/2006/main">
-                              <a:graphicData uri="http://schemas.openxmlformats.org/drawingml/2006/picture">
-                                <pic:pic xmlns:pic="http://schemas.openxmlformats.org/drawingml/2006/picture">
-                                  <pic:nvPicPr>
-                                    <pic:cNvPr id="787298246" name="Picture 787298246"/>
-                                    <pic:cNvPicPr/>
-                                  </pic:nvPicPr>
-                                  <pic:blipFill>
-                                    <a:blip r:embed="rId33">
-                                      <a:extLst>
-                                        <a:ext uri="{28A0092B-C50C-407E-A947-70E740481C1C}">
-                                          <a14:useLocalDpi xmlns:a14="http://schemas.microsoft.com/office/drawing/2010/main" val="0"/>
-                                        </a:ext>
-                                      </a:extLst>
-                                    </a:blip>
-                                    <a:stretch>
-                                      <a:fillRect/>
-                                    </a:stretch>
-                                  </pic:blipFill>
-                                  <pic:spPr>
-                                    <a:xfrm>
-                                      <a:off x="0" y="0"/>
-                                      <a:ext cx="1614170" cy="906145"/>
-                                    </a:xfrm>
-                                    <a:prstGeom prst="rect">
-                                      <a:avLst/>
-                                    </a:prstGeom>
-                                  </pic:spPr>
-                                </pic:pic>
-                              </a:graphicData>
-                            </a:graphic>
-                          </wp:inline>
-                        </w:drawing>
-                      </w:r>
-                    </w:p>
-                  </w:txbxContent>
-                </v:textbox>
-              </v:rect>
-            </w:pict>
-          </mc:Fallback>
-        </mc:AlternateContent>
-      </w:r>
-      <w:r>
-        <w:rPr>
-          <w:rFonts w:ascii="Times New Roman" w:hAnsi="Times New Roman" w:cs="Times New Roman"/>
-          <w:noProof/>
-          <w:sz w:val="40"/>
-          <w:szCs w:val="40"/>
-          <w:lang w:val="en-US"/>
-        </w:rPr>
-        <mc:AlternateContent>
-          <mc:Choice Requires="wps">
-            <w:drawing>
-              <wp:anchor distT="0" distB="0" distL="114300" distR="114300" simplePos="0" relativeHeight="251680768" behindDoc="0" locked="0" layoutInCell="1" allowOverlap="1" wp14:anchorId="47F2DA8D" wp14:editId="4AB73EE5">
-                <wp:simplePos x="0" y="0"/>
-                <wp:positionH relativeFrom="column">
-                  <wp:posOffset>3124200</wp:posOffset>
-                </wp:positionH>
-                <wp:positionV relativeFrom="paragraph">
-                  <wp:posOffset>1948815</wp:posOffset>
-                </wp:positionV>
-                <wp:extent cx="1809750" cy="1631950"/>
-                <wp:effectExtent l="0" t="0" r="19050" b="25400"/>
-                <wp:wrapNone/>
-                <wp:docPr id="821388411" name="Rectangle 31"/>
-                <wp:cNvGraphicFramePr/>
-                <a:graphic xmlns:a="http://schemas.openxmlformats.org/drawingml/2006/main">
-                  <a:graphicData uri="http://schemas.microsoft.com/office/word/2010/wordprocessingShape">
-                    <wps:wsp>
-                      <wps:cNvSpPr/>
-                      <wps:spPr>
-                        <a:xfrm>
-                          <a:off x="0" y="0"/>
-                          <a:ext cx="1809750" cy="1631950"/>
-                        </a:xfrm>
-                        <a:prstGeom prst="rect">
-                          <a:avLst/>
-                        </a:prstGeom>
-                        <a:ln>
-                          <a:solidFill>
-                            <a:schemeClr val="tx1"/>
-                          </a:solidFill>
-                        </a:ln>
-                      </wps:spPr>
-                      <wps:style>
-                        <a:lnRef idx="2">
-                          <a:schemeClr val="accent6"/>
-                        </a:lnRef>
-                        <a:fillRef idx="1">
-                          <a:schemeClr val="lt1"/>
-                        </a:fillRef>
-                        <a:effectRef idx="0">
-                          <a:schemeClr val="accent6"/>
-                        </a:effectRef>
-                        <a:fontRef idx="minor">
-                          <a:schemeClr val="dk1"/>
-                        </a:fontRef>
-                      </wps:style>
-                      <wps:txbx>
-                        <w:txbxContent>
-                          <w:p>
-                            <w:pPr>
-                              <w:jc w:val="center"/>
-                            </w:pPr>
-                            <w:r>
-                              <w:rPr>
-                                <w:noProof/>
-                              </w:rPr>
-                              <w:drawing>
-                                <wp:inline distT="0" distB="0" distL="0" distR="0" wp14:anchorId="0C976A66" wp14:editId="27D9843A">
-                                  <wp:extent cx="1521460" cy="1521460"/>
-                                  <wp:effectExtent l="0" t="0" r="2540" b="2540"/>
-                                  <wp:docPr id="1030939724" name="Picture 41"/>
-                                  <wp:cNvGraphicFramePr>
-                                    <a:graphicFrameLocks xmlns:a="http://schemas.openxmlformats.org/drawingml/2006/main" noChangeAspect="1"/>
-                                  </wp:cNvGraphicFramePr>
-                                  <a:graphic xmlns:a="http://schemas.openxmlformats.org/drawingml/2006/main">
-                                    <a:graphicData uri="http://schemas.openxmlformats.org/drawingml/2006/picture">
-                                      <pic:pic xmlns:pic="http://schemas.openxmlformats.org/drawingml/2006/picture">
-                                        <pic:nvPicPr>
-                                          <pic:cNvPr id="1030939724" name="Picture 1030939724"/>
-                                          <pic:cNvPicPr/>
-                                        </pic:nvPicPr>
-                                        <pic:blipFill>
-                                          <a:blip r:embed="rId34">
-                                            <a:extLst>
-                                              <a:ext uri="{28A0092B-C50C-407E-A947-70E740481C1C}">
-                                                <a14:useLocalDpi xmlns:a14="http://schemas.microsoft.com/office/drawing/2010/main" val="0"/>
-                                              </a:ext>
-                                            </a:extLst>
-                                          </a:blip>
-                                          <a:stretch>
-                                            <a:fillRect/>
-                                          </a:stretch>
-                                        </pic:blipFill>
-                                        <pic:spPr>
-                                          <a:xfrm>
-                                            <a:off x="0" y="0"/>
-                                            <a:ext cx="1521460" cy="1521460"/>
-                                          </a:xfrm>
-                                          <a:prstGeom prst="rect">
-                                            <a:avLst/>
-                                          </a:prstGeom>
-                                        </pic:spPr>
-                                      </pic:pic>
-                                    </a:graphicData>
-                                  </a:graphic>
-                                </wp:inline>
-                              </w:drawing>
-                            </w:r>
-                          </w:p>
-                        </w:txbxContent>
-                      </wps:txbx>
-                      <wps:bodyPr rot="0" spcFirstLastPara="0" vertOverflow="overflow" horzOverflow="overflow" vert="horz" wrap="square" lIns="91440" tIns="45720" rIns="91440" bIns="45720" numCol="1" spcCol="0" rtlCol="0" fromWordArt="0" anchor="ctr" anchorCtr="0" forceAA="0" compatLnSpc="1">
-                        <a:prstTxWarp prst="textNoShape">
-                          <a:avLst/>
-                        </a:prstTxWarp>
-                        <a:noAutofit/>
-                      </wps:bodyPr>
-                    </wps:wsp>
-                  </a:graphicData>
-                </a:graphic>
-                <wp14:sizeRelH relativeFrom="margin">
-                  <wp14:pctWidth>0</wp14:pctWidth>
-                </wp14:sizeRelH>
-                <wp14:sizeRelV relativeFrom="margin">
-                  <wp14:pctHeight>0</wp14:pctHeight>
-                </wp14:sizeRelV>
-              </wp:anchor>
-            </w:drawing>
-          </mc:Choice>
-          <mc:Fallback>
-            <w:pict>
-              <v:rect w14:anchorId="47F2DA8D" id="_x0000_s1041" style="position:absolute;margin-left:246pt;margin-top:153.45pt;width:142.5pt;height:128.5pt;z-index:251680768;visibility:visible;mso-wrap-style:square;mso-width-percent:0;mso-height-percent:0;mso-wrap-distance-left:9pt;mso-wrap-distance-top:0;mso-wrap-distance-right:9pt;mso-wrap-distance-bottom:0;mso-position-horizontal:absolute;mso-position-horizontal-relative:text;mso-position-vertical:absolute;mso-position-vertical-relative:text;mso-width-percent:0;mso-height-percent:0;mso-width-relative:margin;mso-height-relative:margin;v-text-anchor:middle" o:gfxdata="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" fillcolor="white [3201]" strokecolor="black [3213]" strokeweight="1.5pt">
-                <v:textbox>
-                  <w:txbxContent>
-                    <w:p>
-                      <w:pPr>
-                        <w:jc w:val="center"/>
-                      </w:pPr>
-                      <w:r>
-                        <w:rPr>
-                          <w:noProof/>
-                        </w:rPr>
-                        <w:drawing>
-                          <wp:inline distT="0" distB="0" distL="0" distR="0" wp14:anchorId="0C976A66" wp14:editId="27D9843A">
-                            <wp:extent cx="1521460" cy="1521460"/>
-                            <wp:effectExtent l="0" t="0" r="2540" b="2540"/>
-                            <wp:docPr id="1030939724" name="Picture 41"/>
-                            <wp:cNvGraphicFramePr>
-                              <a:graphicFrameLocks xmlns:a="http://schemas.openxmlformats.org/drawingml/2006/main" noChangeAspect="1"/>
-                            </wp:cNvGraphicFramePr>
-                            <a:graphic xmlns:a="http://schemas.openxmlformats.org/drawingml/2006/main">
-                              <a:graphicData uri="http://schemas.openxmlformats.org/drawingml/2006/picture">
-                                <pic:pic xmlns:pic="http://schemas.openxmlformats.org/drawingml/2006/picture">
-                                  <pic:nvPicPr>
-                                    <pic:cNvPr id="1030939724" name="Picture 1030939724"/>
-                                    <pic:cNvPicPr/>
-                                  </pic:nvPicPr>
-                                  <pic:blipFill>
-                                    <a:blip r:embed="rId34">
-                                      <a:extLst>
-                                        <a:ext uri="{28A0092B-C50C-407E-A947-70E740481C1C}">
-                                          <a14:useLocalDpi xmlns:a14="http://schemas.microsoft.com/office/drawing/2010/main" val="0"/>
-                                        </a:ext>
-                                      </a:extLst>
-                                    </a:blip>
-                                    <a:stretch>
-                                      <a:fillRect/>
-                                    </a:stretch>
-                                  </pic:blipFill>
-                                  <pic:spPr>
-                                    <a:xfrm>
-                                      <a:off x="0" y="0"/>
-                                      <a:ext cx="1521460" cy="1521460"/>
-                                    </a:xfrm>
-                                    <a:prstGeom prst="rect">
-                                      <a:avLst/>
-                                    </a:prstGeom>
-                                  </pic:spPr>
-                                </pic:pic>
-                              </a:graphicData>
-                            </a:graphic>
-                          </wp:inline>
-                        </w:drawing>
-                      </w:r>
-                    </w:p>
-                  </w:txbxContent>
-                </v:textbox>
-              </v:rect>
-            </w:pict>
-          </mc:Fallback>
-        </mc:AlternateContent>
-      </w:r>
-      <w:r>
-        <w:rPr>
-          <w:rFonts w:ascii="Times New Roman" w:hAnsi="Times New Roman" w:cs="Times New Roman"/>
-          <w:sz w:val="40"/>
-          <w:szCs w:val="40"/>
-          <w:lang w:val="en-US"/>
-        </w:rPr>
-        <w:t xml:space="preserve">           </w:t>
+        </w:rPr>
+        <w:drawing>
+          <wp:anchor distT="0" distB="0" distL="114300" distR="114300" simplePos="0" relativeHeight="251694080" behindDoc="0" locked="0" layoutInCell="1" allowOverlap="1" wp14:anchorId="5A08BA51" wp14:editId="0EE89761">
+            <wp:simplePos x="0" y="0"/>
+            <wp:positionH relativeFrom="column">
+              <wp:posOffset>-201575</wp:posOffset>
+            </wp:positionH>
+            <wp:positionV relativeFrom="paragraph">
+              <wp:posOffset>132080</wp:posOffset>
+            </wp:positionV>
+            <wp:extent cx="3040912" cy="1628412"/>
+            <wp:effectExtent l="0" t="0" r="7620" b="0"/>
+            <wp:wrapNone/>
+            <wp:docPr id="1293373149" name="Picture 32"/>
+            <wp:cNvGraphicFramePr>
+              <a:graphicFrameLocks xmlns:a="http://schemas.openxmlformats.org/drawingml/2006/main" noChangeAspect="1"/>
+            </wp:cNvGraphicFramePr>
+            <a:graphic xmlns:a="http://schemas.openxmlformats.org/drawingml/2006/main">
+              <a:graphicData uri="http://schemas.openxmlformats.org/drawingml/2006/picture">
+                <pic:pic xmlns:pic="http://schemas.openxmlformats.org/drawingml/2006/picture">
+                  <pic:nvPicPr>
+                    <pic:cNvPr id="1293373149" name="Picture 1293373149"/>
+                    <pic:cNvPicPr/>
+                  </pic:nvPicPr>
+                  <pic:blipFill rotWithShape="1">
+                    <a:blip r:embed="rId36">
+                      <a:extLst>
+                        <a:ext uri="{BEBA8EAE-BF5A-486C-A8C5-ECC9F3942E4B}">
+                          <a14:imgProps xmlns:a14="http://schemas.microsoft.com/office/drawing/2010/main">
+                            <a14:imgLayer r:embed="rId37">
+                              <a14:imgEffect>
+                                <a14:sharpenSoften amount="50000"/>
+                              </a14:imgEffect>
+                              <a14:imgEffect>
+                                <a14:brightnessContrast bright="40000" contrast="-40000"/>
+                              </a14:imgEffect>
+                            </a14:imgLayer>
+                          </a14:imgProps>
+                        </a:ext>
+                        <a:ext uri="{28A0092B-C50C-407E-A947-70E740481C1C}">
+                          <a14:useLocalDpi xmlns:a14="http://schemas.microsoft.com/office/drawing/2010/main" val="0"/>
+                        </a:ext>
+                      </a:extLst>
+                    </a:blip>
+                    <a:srcRect l="4961" t="20547" r="3821" b="20480"/>
+                    <a:stretch>
+                      <a:fillRect/>
+                    </a:stretch>
+                  </pic:blipFill>
+                  <pic:spPr bwMode="auto">
+                    <a:xfrm>
+                      <a:off x="0" y="0"/>
+                      <a:ext cx="3040912" cy="1628412"/>
+                    </a:xfrm>
+                    <a:prstGeom prst="rect">
+                      <a:avLst/>
+                    </a:prstGeom>
+                    <a:ln>
+                      <a:noFill/>
+                    </a:ln>
+                    <a:extLst>
+                      <a:ext uri="{53640926-AAD7-44D8-BBD7-CCE9431645EC}">
+                        <a14:shadowObscured xmlns:a14="http://schemas.microsoft.com/office/drawing/2010/main"/>
+                      </a:ext>
+                    </a:extLst>
+                  </pic:spPr>
+                </pic:pic>
+              </a:graphicData>
+            </a:graphic>
+            <wp14:sizeRelH relativeFrom="margin">
+              <wp14:pctWidth>0</wp14:pctWidth>
+            </wp14:sizeRelH>
+            <wp14:sizeRelV relativeFrom="margin">
+              <wp14:pctHeight>0</wp14:pctHeight>
+            </wp14:sizeRelV>
+          </wp:anchor>
+        </w:drawing>
       </w:r>
     </w:p>
     <w:p/>
@@ -7586,12 +6180,18 @@
     <w:p/>
     <w:p/>
     <w:p/>
-    <w:p/>
-    <w:p/>
-    <w:p/>
-    <w:p/>
-    <w:p/>
-    <w:p/>
+    <w:p>
+      <w:pPr>
+        <w:jc w:val="center"/>
+        <w:rPr>
+          <w:rFonts w:ascii="Times New Roman" w:hAnsi="Times New Roman" w:cs="Times New Roman"/>
+          <w:b/>
+          <w:bCs/>
+          <w:sz w:val="32"/>
+          <w:szCs w:val="32"/>
+        </w:rPr>
+      </w:pPr>
+    </w:p>
     <w:p>
       <w:pPr>
         <w:jc w:val="center"/>
